--- a/МатМодиИИ/rpd__doc_docx/Б1.О.04.01_Математический анализ.docx
+++ b/МатМодиИИ/rpd__doc_docx/Б1.О.04.01_Математический анализ.docx
@@ -4324,6 +4324,7 @@
           <w:tcPr>
             <w:tcW w:type="dxa" w:w="454"/>
             <w:vAlign w:val="center"/>
+            <w:vMerge w:val="restart"/>
           </w:tcPr>
           <w:p>
             <w:pPr>
@@ -4344,6 +4345,7 @@
           <w:tcPr>
             <w:tcW w:type="dxa" w:w="1814"/>
             <w:vAlign w:val="center"/>
+            <w:vMerge w:val="restart"/>
           </w:tcPr>
           <w:p>
             <w:pPr>
@@ -4506,26 +4508,186 @@
           <w:tcPr>
             <w:tcW w:type="dxa" w:w="454"/>
             <w:vAlign w:val="center"/>
-          </w:tcPr>
-          <w:p>
-            <w:pPr>
-              <w:spacing w:before="0" w:after="20" w:line="240" w:lineRule="auto"/>
-              <w:jc w:val="center"/>
-            </w:pPr>
-            <w:r>
-              <w:rPr>
-                <w:rFonts w:ascii="Times New Roman" w:hAnsi="Times New Roman"/>
-                <w:b w:val="0"/>
-                <w:sz w:val="24"/>
-              </w:rPr>
-              <w:t>2.1</w:t>
-            </w:r>
-          </w:p>
+            <w:vMerge w:val="continue"/>
+          </w:tcPr>
+          <w:p/>
         </w:tc>
         <w:tc>
           <w:tcPr>
             <w:tcW w:type="dxa" w:w="1814"/>
             <w:vAlign w:val="center"/>
+            <w:vMerge w:val="continue"/>
+          </w:tcPr>
+          <w:p/>
+        </w:tc>
+        <w:tc>
+          <w:tcPr>
+            <w:tcW w:type="dxa" w:w="1361"/>
+            <w:vAlign w:val="center"/>
+          </w:tcPr>
+          <w:p>
+            <w:pPr>
+              <w:spacing w:before="0" w:after="20" w:line="240" w:lineRule="auto"/>
+              <w:jc w:val="center"/>
+            </w:pPr>
+            <w:r>
+              <w:rPr>
+                <w:rFonts w:ascii="Times New Roman" w:hAnsi="Times New Roman"/>
+                <w:b w:val="0"/>
+                <w:sz w:val="24"/>
+              </w:rPr>
+              <w:t>КП</w:t>
+            </w:r>
+          </w:p>
+        </w:tc>
+        <w:tc>
+          <w:tcPr>
+            <w:tcW w:type="dxa" w:w="737"/>
+            <w:vAlign w:val="center"/>
+          </w:tcPr>
+          <w:p>
+            <w:pPr>
+              <w:spacing w:before="0" w:after="20" w:line="240" w:lineRule="auto"/>
+              <w:jc w:val="center"/>
+            </w:pPr>
+            <w:r>
+              <w:rPr>
+                <w:rFonts w:ascii="Times New Roman" w:hAnsi="Times New Roman"/>
+                <w:b w:val="0"/>
+                <w:sz w:val="24"/>
+              </w:rPr>
+              <w:t>—</w:t>
+            </w:r>
+          </w:p>
+        </w:tc>
+        <w:tc>
+          <w:tcPr>
+            <w:tcW w:type="dxa" w:w="1587"/>
+            <w:vAlign w:val="center"/>
+          </w:tcPr>
+          <w:p>
+            <w:pPr>
+              <w:spacing w:before="0" w:after="20" w:line="240" w:lineRule="auto"/>
+              <w:jc w:val="center"/>
+            </w:pPr>
+            <w:r>
+              <w:rPr>
+                <w:rFonts w:ascii="Times New Roman" w:hAnsi="Times New Roman"/>
+                <w:b w:val="0"/>
+                <w:sz w:val="24"/>
+              </w:rPr>
+              <w:t>—</w:t>
+            </w:r>
+          </w:p>
+        </w:tc>
+        <w:tc>
+          <w:tcPr>
+            <w:tcW w:type="dxa" w:w="850"/>
+            <w:vAlign w:val="center"/>
+          </w:tcPr>
+          <w:p>
+            <w:pPr>
+              <w:spacing w:before="0" w:after="20" w:line="240" w:lineRule="auto"/>
+              <w:jc w:val="center"/>
+            </w:pPr>
+            <w:r>
+              <w:rPr>
+                <w:rFonts w:ascii="Times New Roman" w:hAnsi="Times New Roman"/>
+                <w:b w:val="0"/>
+                <w:sz w:val="24"/>
+              </w:rPr>
+              <w:t>—</w:t>
+            </w:r>
+          </w:p>
+        </w:tc>
+        <w:tc>
+          <w:tcPr>
+            <w:tcW w:type="dxa" w:w="850"/>
+            <w:vAlign w:val="center"/>
+          </w:tcPr>
+          <w:p>
+            <w:pPr>
+              <w:spacing w:before="0" w:after="20" w:line="240" w:lineRule="auto"/>
+              <w:jc w:val="center"/>
+            </w:pPr>
+            <w:r>
+              <w:rPr>
+                <w:rFonts w:ascii="Times New Roman" w:hAnsi="Times New Roman"/>
+                <w:b w:val="0"/>
+                <w:sz w:val="24"/>
+              </w:rPr>
+              <w:t>—</w:t>
+            </w:r>
+          </w:p>
+        </w:tc>
+        <w:tc>
+          <w:tcPr>
+            <w:tcW w:type="dxa" w:w="850"/>
+            <w:vAlign w:val="center"/>
+          </w:tcPr>
+          <w:p>
+            <w:pPr>
+              <w:spacing w:before="0" w:after="20" w:line="240" w:lineRule="auto"/>
+              <w:jc w:val="center"/>
+            </w:pPr>
+            <w:r>
+              <w:rPr>
+                <w:rFonts w:ascii="Times New Roman" w:hAnsi="Times New Roman"/>
+                <w:b w:val="0"/>
+                <w:sz w:val="24"/>
+              </w:rPr>
+              <w:t>—</w:t>
+            </w:r>
+          </w:p>
+        </w:tc>
+        <w:tc>
+          <w:tcPr>
+            <w:tcW w:type="dxa" w:w="850"/>
+            <w:vAlign w:val="center"/>
+          </w:tcPr>
+          <w:p>
+            <w:pPr>
+              <w:spacing w:before="0" w:after="20" w:line="240" w:lineRule="auto"/>
+              <w:jc w:val="center"/>
+            </w:pPr>
+            <w:r>
+              <w:rPr>
+                <w:rFonts w:ascii="Times New Roman" w:hAnsi="Times New Roman"/>
+                <w:b w:val="0"/>
+                <w:sz w:val="24"/>
+              </w:rPr>
+              <w:t>—</w:t>
+            </w:r>
+          </w:p>
+        </w:tc>
+      </w:tr>
+      <w:tr>
+        <w:tc>
+          <w:tcPr>
+            <w:tcW w:type="dxa" w:w="454"/>
+            <w:vAlign w:val="center"/>
+            <w:vMerge w:val="restart"/>
+          </w:tcPr>
+          <w:p>
+            <w:pPr>
+              <w:spacing w:before="0" w:after="20" w:line="240" w:lineRule="auto"/>
+              <w:jc w:val="center"/>
+            </w:pPr>
+            <w:r>
+              <w:rPr>
+                <w:rFonts w:ascii="Times New Roman" w:hAnsi="Times New Roman"/>
+                <w:b w:val="0"/>
+                <w:sz w:val="24"/>
+              </w:rPr>
+              <w:t>3</w:t>
+            </w:r>
+          </w:p>
+        </w:tc>
+        <w:tc>
+          <w:tcPr>
+            <w:tcW w:type="dxa" w:w="1814"/>
+            <w:vAlign w:val="center"/>
+            <w:vMerge w:val="restart"/>
           </w:tcPr>
           <w:p>
             <w:pPr>
@@ -4538,7 +4700,7 @@
                 <w:b w:val="0"/>
                 <w:sz w:val="24"/>
               </w:rPr>
-              <w:t>Курсовая работа/проект (при наличии)</w:t>
+              <w:t>Промежуточная аттестация</w:t>
             </w:r>
           </w:p>
         </w:tc>
@@ -4558,7 +4720,7 @@
                 <w:b w:val="0"/>
                 <w:sz w:val="24"/>
               </w:rPr>
-              <w:t>КП</w:t>
+              <w:t>зачёт (З)</w:t>
             </w:r>
           </w:p>
         </w:tc>
@@ -4688,41 +4850,17 @@
           <w:tcPr>
             <w:tcW w:type="dxa" w:w="454"/>
             <w:vAlign w:val="center"/>
-          </w:tcPr>
-          <w:p>
-            <w:pPr>
-              <w:spacing w:before="0" w:after="20" w:line="240" w:lineRule="auto"/>
-              <w:jc w:val="center"/>
-            </w:pPr>
-            <w:r>
-              <w:rPr>
-                <w:rFonts w:ascii="Times New Roman" w:hAnsi="Times New Roman"/>
-                <w:b w:val="0"/>
-                <w:sz w:val="24"/>
-              </w:rPr>
-              <w:t>3</w:t>
-            </w:r>
-          </w:p>
+            <w:vMerge w:val="continue"/>
+          </w:tcPr>
+          <w:p/>
         </w:tc>
         <w:tc>
           <w:tcPr>
             <w:tcW w:type="dxa" w:w="1814"/>
             <w:vAlign w:val="center"/>
-          </w:tcPr>
-          <w:p>
-            <w:pPr>
-              <w:spacing w:before="0" w:after="20" w:line="240" w:lineRule="auto"/>
-              <w:jc w:val="left"/>
-            </w:pPr>
-            <w:r>
-              <w:rPr>
-                <w:rFonts w:ascii="Times New Roman" w:hAnsi="Times New Roman"/>
-                <w:b w:val="0"/>
-                <w:sz w:val="24"/>
-              </w:rPr>
-              <w:t>Промежуточная аттестация</w:t>
-            </w:r>
-          </w:p>
+            <w:vMerge w:val="continue"/>
+          </w:tcPr>
+          <w:p/>
         </w:tc>
         <w:tc>
           <w:tcPr>
@@ -4740,7 +4878,7 @@
                 <w:b w:val="0"/>
                 <w:sz w:val="24"/>
               </w:rPr>
-              <w:t>зачёт (З)</w:t>
+              <w:t>зачёт с оценкой (ЗаО)</w:t>
             </w:r>
           </w:p>
         </w:tc>
@@ -4870,223 +5008,17 @@
           <w:tcPr>
             <w:tcW w:type="dxa" w:w="454"/>
             <w:vAlign w:val="center"/>
-          </w:tcPr>
-          <w:p>
-            <w:pPr>
-              <w:spacing w:before="0" w:after="20" w:line="240" w:lineRule="auto"/>
-              <w:jc w:val="center"/>
-            </w:pPr>
-            <w:r>
-              <w:rPr>
-                <w:rFonts w:ascii="Times New Roman" w:hAnsi="Times New Roman"/>
-                <w:b w:val="0"/>
-                <w:sz w:val="24"/>
-              </w:rPr>
-              <w:t>3</w:t>
-            </w:r>
-          </w:p>
+            <w:vMerge w:val="continue"/>
+          </w:tcPr>
+          <w:p/>
         </w:tc>
         <w:tc>
           <w:tcPr>
             <w:tcW w:type="dxa" w:w="1814"/>
             <w:vAlign w:val="center"/>
-          </w:tcPr>
-          <w:p>
-            <w:pPr>
-              <w:spacing w:before="0" w:after="20" w:line="240" w:lineRule="auto"/>
-              <w:jc w:val="left"/>
-            </w:pPr>
-            <w:r>
-              <w:rPr>
-                <w:rFonts w:ascii="Times New Roman" w:hAnsi="Times New Roman"/>
-                <w:b w:val="0"/>
-                <w:sz w:val="24"/>
-              </w:rPr>
-              <w:t>Промежуточная аттестация</w:t>
-            </w:r>
-          </w:p>
-        </w:tc>
-        <w:tc>
-          <w:tcPr>
-            <w:tcW w:type="dxa" w:w="1361"/>
-            <w:vAlign w:val="center"/>
-          </w:tcPr>
-          <w:p>
-            <w:pPr>
-              <w:spacing w:before="0" w:after="20" w:line="240" w:lineRule="auto"/>
-              <w:jc w:val="center"/>
-            </w:pPr>
-            <w:r>
-              <w:rPr>
-                <w:rFonts w:ascii="Times New Roman" w:hAnsi="Times New Roman"/>
-                <w:b w:val="0"/>
-                <w:sz w:val="24"/>
-              </w:rPr>
-              <w:t>зачёт с оценкой (ЗаО)</w:t>
-            </w:r>
-          </w:p>
-        </w:tc>
-        <w:tc>
-          <w:tcPr>
-            <w:tcW w:type="dxa" w:w="737"/>
-            <w:vAlign w:val="center"/>
-          </w:tcPr>
-          <w:p>
-            <w:pPr>
-              <w:spacing w:before="0" w:after="20" w:line="240" w:lineRule="auto"/>
-              <w:jc w:val="center"/>
-            </w:pPr>
-            <w:r>
-              <w:rPr>
-                <w:rFonts w:ascii="Times New Roman" w:hAnsi="Times New Roman"/>
-                <w:b w:val="0"/>
-                <w:sz w:val="24"/>
-              </w:rPr>
-              <w:t>—</w:t>
-            </w:r>
-          </w:p>
-        </w:tc>
-        <w:tc>
-          <w:tcPr>
-            <w:tcW w:type="dxa" w:w="1587"/>
-            <w:vAlign w:val="center"/>
-          </w:tcPr>
-          <w:p>
-            <w:pPr>
-              <w:spacing w:before="0" w:after="20" w:line="240" w:lineRule="auto"/>
-              <w:jc w:val="center"/>
-            </w:pPr>
-            <w:r>
-              <w:rPr>
-                <w:rFonts w:ascii="Times New Roman" w:hAnsi="Times New Roman"/>
-                <w:b w:val="0"/>
-                <w:sz w:val="24"/>
-              </w:rPr>
-              <w:t>—</w:t>
-            </w:r>
-          </w:p>
-        </w:tc>
-        <w:tc>
-          <w:tcPr>
-            <w:tcW w:type="dxa" w:w="850"/>
-            <w:vAlign w:val="center"/>
-          </w:tcPr>
-          <w:p>
-            <w:pPr>
-              <w:spacing w:before="0" w:after="20" w:line="240" w:lineRule="auto"/>
-              <w:jc w:val="center"/>
-            </w:pPr>
-            <w:r>
-              <w:rPr>
-                <w:rFonts w:ascii="Times New Roman" w:hAnsi="Times New Roman"/>
-                <w:b w:val="0"/>
-                <w:sz w:val="24"/>
-              </w:rPr>
-              <w:t>—</w:t>
-            </w:r>
-          </w:p>
-        </w:tc>
-        <w:tc>
-          <w:tcPr>
-            <w:tcW w:type="dxa" w:w="850"/>
-            <w:vAlign w:val="center"/>
-          </w:tcPr>
-          <w:p>
-            <w:pPr>
-              <w:spacing w:before="0" w:after="20" w:line="240" w:lineRule="auto"/>
-              <w:jc w:val="center"/>
-            </w:pPr>
-            <w:r>
-              <w:rPr>
-                <w:rFonts w:ascii="Times New Roman" w:hAnsi="Times New Roman"/>
-                <w:b w:val="0"/>
-                <w:sz w:val="24"/>
-              </w:rPr>
-              <w:t>—</w:t>
-            </w:r>
-          </w:p>
-        </w:tc>
-        <w:tc>
-          <w:tcPr>
-            <w:tcW w:type="dxa" w:w="850"/>
-            <w:vAlign w:val="center"/>
-          </w:tcPr>
-          <w:p>
-            <w:pPr>
-              <w:spacing w:before="0" w:after="20" w:line="240" w:lineRule="auto"/>
-              <w:jc w:val="center"/>
-            </w:pPr>
-            <w:r>
-              <w:rPr>
-                <w:rFonts w:ascii="Times New Roman" w:hAnsi="Times New Roman"/>
-                <w:b w:val="0"/>
-                <w:sz w:val="24"/>
-              </w:rPr>
-              <w:t>—</w:t>
-            </w:r>
-          </w:p>
-        </w:tc>
-        <w:tc>
-          <w:tcPr>
-            <w:tcW w:type="dxa" w:w="850"/>
-            <w:vAlign w:val="center"/>
-          </w:tcPr>
-          <w:p>
-            <w:pPr>
-              <w:spacing w:before="0" w:after="20" w:line="240" w:lineRule="auto"/>
-              <w:jc w:val="center"/>
-            </w:pPr>
-            <w:r>
-              <w:rPr>
-                <w:rFonts w:ascii="Times New Roman" w:hAnsi="Times New Roman"/>
-                <w:b w:val="0"/>
-                <w:sz w:val="24"/>
-              </w:rPr>
-              <w:t>—</w:t>
-            </w:r>
-          </w:p>
-        </w:tc>
-      </w:tr>
-      <w:tr>
-        <w:tc>
-          <w:tcPr>
-            <w:tcW w:type="dxa" w:w="454"/>
-            <w:vAlign w:val="center"/>
-          </w:tcPr>
-          <w:p>
-            <w:pPr>
-              <w:spacing w:before="0" w:after="20" w:line="240" w:lineRule="auto"/>
-              <w:jc w:val="center"/>
-            </w:pPr>
-            <w:r>
-              <w:rPr>
-                <w:rFonts w:ascii="Times New Roman" w:hAnsi="Times New Roman"/>
-                <w:b w:val="0"/>
-                <w:sz w:val="24"/>
-              </w:rPr>
-              <w:t>3</w:t>
-            </w:r>
-          </w:p>
-        </w:tc>
-        <w:tc>
-          <w:tcPr>
-            <w:tcW w:type="dxa" w:w="1814"/>
-            <w:vAlign w:val="center"/>
-          </w:tcPr>
-          <w:p>
-            <w:pPr>
-              <w:spacing w:before="0" w:after="20" w:line="240" w:lineRule="auto"/>
-              <w:jc w:val="left"/>
-            </w:pPr>
-            <w:r>
-              <w:rPr>
-                <w:rFonts w:ascii="Times New Roman" w:hAnsi="Times New Roman"/>
-                <w:b w:val="0"/>
-                <w:sz w:val="24"/>
-              </w:rPr>
-              <w:t>Промежуточная аттестация</w:t>
-            </w:r>
-          </w:p>
+            <w:vMerge w:val="continue"/>
+          </w:tcPr>
+          <w:p/>
         </w:tc>
         <w:tc>
           <w:tcPr>

--- a/МатМодиИИ/rpd__doc_docx/Б1.О.04.01_Математический анализ.docx
+++ b/МатМодиИИ/rpd__doc_docx/Б1.О.04.01_Математический анализ.docx
@@ -7997,665 +7997,219 @@
       <w:bookmarkStart w:id="3" w:name="_Hlk102382579"/>
       <w:r>
         <w:rPr>
+          <w:rFonts w:ascii="Times New Roman" w:hAnsi="Times New Roman"/>
+          <w:sz w:val="24"/>
+          <w:color w:val="000000"/>
+        </w:rPr>
+        <w:t xml:space="preserve">1. BOOK.ru : электронная библиотека : сайт. – URL: </w:t>
+      </w:r>
+      <w:hyperlink r:id="rIdResource1">
+        <w:r>
+          <w:rPr>
+            <w:rFonts w:ascii="Times New Roman" w:hAnsi="Times New Roman"/>
+            <w:sz w:val="24"/>
+            <w:color w:val="000000"/>
+          </w:rPr>
+          <w:t xml:space="preserve">https://book.ru/</w:t>
+        </w:r>
+      </w:hyperlink>
+      <w:r>
+        <w:rPr>
+          <w:rFonts w:ascii="Times New Roman" w:hAnsi="Times New Roman"/>
+          <w:sz w:val="24"/>
+          <w:color w:val="000000"/>
+        </w:rPr>
+        <w:t xml:space="preserve"> (дата обращения: 01.10.2026). – Режим доступа: для зарегистрированных пользователей. – Текст электронный. </w:t>
+      </w:r>
+    </w:p>
+    <w:p>
+      <w:pPr>
+        <w:ind w:firstLine="357"/>
+        <w:jc w:val="both"/>
+        <w:rPr>
           <w:rFonts w:ascii="Times New Roman" w:eastAsia="Times New Roman" w:hAnsi="Times New Roman" w:cs="Times New Roman"/>
           <w:bCs/>
           <w:sz w:val="28"/>
           <w:szCs w:val="28"/>
         </w:rPr>
-        <w:t xml:space="preserve">1. BOOK.ru : электронная библиотека : сайт. – </w:t>
-      </w:r>
-      <w:r>
+      </w:pPr>
+      <w:r>
+        <w:rPr>
+          <w:rFonts w:ascii="Times New Roman" w:hAnsi="Times New Roman"/>
+          <w:sz w:val="24"/>
+          <w:color w:val="000000"/>
+        </w:rPr>
+        <w:t xml:space="preserve">2. Научная библиотека РГУ имени С. А. Есенина: сайт. – URL: </w:t>
+      </w:r>
+      <w:hyperlink r:id="rIdResource2">
+        <w:r>
+          <w:rPr>
+            <w:rFonts w:ascii="Times New Roman" w:hAnsi="Times New Roman"/>
+            <w:sz w:val="24"/>
+            <w:color w:val="000000"/>
+          </w:rPr>
+          <w:t xml:space="preserve">https://library.rsu-rzn.ru/</w:t>
+        </w:r>
+      </w:hyperlink>
+      <w:r>
+        <w:rPr>
+          <w:rFonts w:ascii="Times New Roman" w:hAnsi="Times New Roman"/>
+          <w:sz w:val="24"/>
+          <w:color w:val="000000"/>
+        </w:rPr>
+        <w:t xml:space="preserve"> (дата обращения: 27.10.2026). – Режим доступа: свободный. – Текст: электронный. </w:t>
+      </w:r>
+    </w:p>
+    <w:p>
+      <w:pPr>
+        <w:ind w:firstLine="357"/>
+        <w:jc w:val="both"/>
         <w:rPr>
           <w:rFonts w:ascii="Times New Roman" w:eastAsia="Times New Roman" w:hAnsi="Times New Roman" w:cs="Times New Roman"/>
           <w:bCs/>
           <w:sz w:val="28"/>
           <w:szCs w:val="28"/>
-          <w:lang w:val="en-US"/>
-        </w:rPr>
-        <w:t>URL</w:t>
-      </w:r>
-      <w:r>
+        </w:rPr>
+      </w:pPr>
+      <w:r>
+        <w:rPr>
+          <w:rFonts w:ascii="Times New Roman" w:hAnsi="Times New Roman"/>
+          <w:sz w:val="24"/>
+          <w:color w:val="000000"/>
+        </w:rPr>
+        <w:t xml:space="preserve">3. ИВИС (EastView) : универсальная база электронных периодических изданий : сайт. – URL: </w:t>
+      </w:r>
+      <w:hyperlink r:id="rIdResource3">
+        <w:r>
+          <w:rPr>
+            <w:rFonts w:ascii="Times New Roman" w:hAnsi="Times New Roman"/>
+            <w:sz w:val="24"/>
+            <w:color w:val="000000"/>
+          </w:rPr>
+          <w:t xml:space="preserve">https://eivis.ru/</w:t>
+        </w:r>
+      </w:hyperlink>
+      <w:r>
+        <w:rPr>
+          <w:rFonts w:ascii="Times New Roman" w:hAnsi="Times New Roman"/>
+          <w:sz w:val="24"/>
+          <w:color w:val="000000"/>
+        </w:rPr>
+        <w:t xml:space="preserve"> (дата обращения: 27.10.2026). – Режим доступа: по подписке университета; в сети университета и удалённо после авторизации. – Текст: электронный.</w:t>
+      </w:r>
+    </w:p>
+    <w:p>
+      <w:pPr>
+        <w:ind w:firstLine="357"/>
+        <w:jc w:val="both"/>
         <w:rPr>
           <w:rFonts w:ascii="Times New Roman" w:eastAsia="Times New Roman" w:hAnsi="Times New Roman" w:cs="Times New Roman"/>
           <w:bCs/>
           <w:sz w:val="28"/>
           <w:szCs w:val="28"/>
         </w:rPr>
-        <w:t xml:space="preserve">: </w:t>
-      </w:r>
-      <w:hyperlink r:id="rId11" w:history="1">
+      </w:pPr>
+      <w:r>
+        <w:rPr>
+          <w:rFonts w:ascii="Times New Roman" w:hAnsi="Times New Roman"/>
+          <w:sz w:val="24"/>
+          <w:color w:val="000000"/>
+        </w:rPr>
+        <w:t xml:space="preserve">4. Университетская библиотека ONLINE: электронная библиотека. – URL: </w:t>
+      </w:r>
+      <w:hyperlink r:id="rId15">
         <w:r>
           <w:rPr>
-            <w:rStyle w:val="ab"/>
-            <w:rFonts w:ascii="Times New Roman" w:eastAsia="Times New Roman" w:hAnsi="Times New Roman" w:cs="Times New Roman"/>
-            <w:bCs/>
-            <w:sz w:val="28"/>
-            <w:szCs w:val="28"/>
+            <w:rFonts w:ascii="Times New Roman" w:hAnsi="Times New Roman"/>
+            <w:sz w:val="24"/>
+            <w:color w:val="000000"/>
           </w:rPr>
-          <w:t>http://www.book.ru</w:t>
+          <w:t xml:space="preserve">http://biblioclub.ru/index.php?page=main_ub_red</w:t>
         </w:r>
       </w:hyperlink>
       <w:r>
         <w:rPr>
+          <w:rFonts w:ascii="Times New Roman" w:hAnsi="Times New Roman"/>
+          <w:sz w:val="24"/>
+          <w:color w:val="000000"/>
+        </w:rPr>
+        <w:t xml:space="preserve"> (дата обращения: 21.02.2025). – Москва, 2006. – Режим доступа: для зарегистрированных пользователей. – Текст : электронный. </w:t>
+      </w:r>
+    </w:p>
+    <w:p>
+      <w:pPr>
+        <w:ind w:firstLine="357"/>
+        <w:jc w:val="both"/>
+        <w:rPr>
           <w:rFonts w:ascii="Times New Roman" w:eastAsia="Times New Roman" w:hAnsi="Times New Roman" w:cs="Times New Roman"/>
           <w:bCs/>
           <w:sz w:val="28"/>
           <w:szCs w:val="28"/>
         </w:rPr>
-        <w:t xml:space="preserve"> (дата обращения: </w:t>
-      </w:r>
-      <w:r>
+      </w:pPr>
+      <w:r>
+        <w:rPr>
+          <w:rFonts w:ascii="Times New Roman" w:hAnsi="Times New Roman"/>
+          <w:sz w:val="24"/>
+          <w:color w:val="000000"/>
+        </w:rPr>
+        <w:t xml:space="preserve">5. ЮРАЙТ: образовательная  платформа : сайт. – Москва, 2013. – URL: </w:t>
+      </w:r>
+      <w:hyperlink r:id="rIdResource4">
+        <w:r>
+          <w:rPr>
+            <w:rFonts w:ascii="Times New Roman" w:hAnsi="Times New Roman"/>
+            <w:sz w:val="24"/>
+            <w:color w:val="000000"/>
+          </w:rPr>
+          <w:t xml:space="preserve">https://urait.ru/</w:t>
+        </w:r>
+      </w:hyperlink>
+      <w:r>
+        <w:rPr>
+          <w:rFonts w:ascii="Times New Roman" w:hAnsi="Times New Roman"/>
+          <w:sz w:val="24"/>
+          <w:color w:val="000000"/>
+        </w:rPr>
+        <w:t xml:space="preserve"> (дата обращения: 21.02.2025). – Режим доступа: для зарегистрированных пользователей. – Текст : электронный. </w:t>
+      </w:r>
+    </w:p>
+    <w:p>
+      <w:pPr>
+        <w:ind w:firstLine="357"/>
+        <w:jc w:val="both"/>
         <w:rPr>
           <w:rFonts w:ascii="Times New Roman" w:eastAsia="Times New Roman" w:hAnsi="Times New Roman" w:cs="Times New Roman"/>
           <w:bCs/>
           <w:sz w:val="28"/>
           <w:szCs w:val="28"/>
         </w:rPr>
-        <w:t>21.02.202</w:t>
-      </w:r>
-      <w:r>
-        <w:rPr>
-          <w:rFonts w:ascii="Times New Roman" w:eastAsia="Times New Roman" w:hAnsi="Times New Roman" w:cs="Times New Roman"/>
-          <w:bCs/>
-          <w:sz w:val="28"/>
-          <w:szCs w:val="28"/>
-        </w:rPr>
-        <w:t>5</w:t>
-      </w:r>
-      <w:r>
-        <w:rPr>
-          <w:rFonts w:ascii="Times New Roman" w:eastAsia="Times New Roman" w:hAnsi="Times New Roman" w:cs="Times New Roman"/>
-          <w:bCs/>
-          <w:sz w:val="28"/>
-          <w:szCs w:val="28"/>
-        </w:rPr>
-        <w:t xml:space="preserve">). – Режим доступа: для зарегистрированных пользователей. – Текст электронный. </w:t>
-      </w:r>
-    </w:p>
-    <w:p>
-      <w:pPr>
-        <w:ind w:firstLine="357"/>
-        <w:jc w:val="both"/>
-        <w:rPr>
-          <w:rFonts w:ascii="Times New Roman" w:eastAsia="Times New Roman" w:hAnsi="Times New Roman" w:cs="Times New Roman"/>
-          <w:bCs/>
-          <w:sz w:val="28"/>
-          <w:szCs w:val="28"/>
-        </w:rPr>
-      </w:pPr>
-      <w:r>
-        <w:rPr>
-          <w:rFonts w:ascii="Times New Roman" w:eastAsia="Times New Roman" w:hAnsi="Times New Roman" w:cs="Times New Roman"/>
-          <w:bCs/>
-          <w:sz w:val="28"/>
-          <w:szCs w:val="28"/>
-        </w:rPr>
-        <w:t xml:space="preserve">2. Znanium.com : электронная библиотека : сайт.  – </w:t>
-      </w:r>
-      <w:r>
-        <w:rPr>
-          <w:rFonts w:ascii="Times New Roman" w:eastAsia="Times New Roman" w:hAnsi="Times New Roman" w:cs="Times New Roman"/>
-          <w:bCs/>
-          <w:sz w:val="28"/>
-          <w:szCs w:val="28"/>
-          <w:lang w:val="en-US"/>
-        </w:rPr>
-        <w:t>URL</w:t>
-      </w:r>
-      <w:r>
-        <w:rPr>
-          <w:rFonts w:ascii="Times New Roman" w:eastAsia="Times New Roman" w:hAnsi="Times New Roman" w:cs="Times New Roman"/>
-          <w:bCs/>
-          <w:sz w:val="28"/>
-          <w:szCs w:val="28"/>
-        </w:rPr>
-        <w:t xml:space="preserve">: </w:t>
-      </w:r>
-      <w:hyperlink r:id="rId12" w:history="1">
+      </w:pPr>
+      <w:r>
+        <w:rPr>
+          <w:rFonts w:ascii="Times New Roman" w:hAnsi="Times New Roman"/>
+          <w:sz w:val="24"/>
+          <w:color w:val="000000"/>
+        </w:rPr>
+        <w:t xml:space="preserve">6. Лань: электронная библиотека: сайт. – URL: </w:t>
+      </w:r>
+      <w:hyperlink r:id="rId17">
         <w:r>
           <w:rPr>
-            <w:rStyle w:val="ab"/>
-            <w:rFonts w:ascii="Times New Roman" w:eastAsia="Times New Roman" w:hAnsi="Times New Roman" w:cs="Times New Roman"/>
-            <w:bCs/>
-            <w:sz w:val="28"/>
-            <w:szCs w:val="28"/>
+            <w:rFonts w:ascii="Times New Roman" w:hAnsi="Times New Roman"/>
+            <w:sz w:val="24"/>
+            <w:color w:val="000000"/>
           </w:rPr>
-          <w:t>http://znanium.com</w:t>
+          <w:t xml:space="preserve">https://e.lanbook.com/</w:t>
         </w:r>
       </w:hyperlink>
       <w:r>
         <w:rPr>
-          <w:rFonts w:ascii="Times New Roman" w:eastAsia="Times New Roman" w:hAnsi="Times New Roman" w:cs="Times New Roman"/>
-          <w:bCs/>
-          <w:sz w:val="28"/>
-          <w:szCs w:val="28"/>
-        </w:rPr>
-        <w:t xml:space="preserve"> (дата обращения: </w:t>
-      </w:r>
-      <w:r>
-        <w:rPr>
-          <w:rFonts w:ascii="Times New Roman" w:eastAsia="Times New Roman" w:hAnsi="Times New Roman" w:cs="Times New Roman"/>
-          <w:bCs/>
-          <w:sz w:val="28"/>
-          <w:szCs w:val="28"/>
-        </w:rPr>
-        <w:t>21.02.202</w:t>
-      </w:r>
-      <w:r>
-        <w:rPr>
-          <w:rFonts w:ascii="Times New Roman" w:eastAsia="Times New Roman" w:hAnsi="Times New Roman" w:cs="Times New Roman"/>
-          <w:bCs/>
-          <w:sz w:val="28"/>
-          <w:szCs w:val="28"/>
-        </w:rPr>
-        <w:t>5</w:t>
-      </w:r>
-      <w:r>
-        <w:rPr>
-          <w:rFonts w:ascii="Times New Roman" w:eastAsia="Times New Roman" w:hAnsi="Times New Roman" w:cs="Times New Roman"/>
-          <w:bCs/>
-          <w:sz w:val="28"/>
-          <w:szCs w:val="28"/>
-        </w:rPr>
-        <w:t xml:space="preserve">). – Режим доступа: для зарегистрированных пользователей. – Текст: электронный. </w:t>
-      </w:r>
-    </w:p>
-    <w:p>
-      <w:pPr>
-        <w:ind w:firstLine="357"/>
-        <w:jc w:val="both"/>
-        <w:rPr>
-          <w:rFonts w:ascii="Times New Roman" w:eastAsia="Times New Roman" w:hAnsi="Times New Roman" w:cs="Times New Roman"/>
-          <w:bCs/>
-          <w:sz w:val="28"/>
-          <w:szCs w:val="28"/>
-        </w:rPr>
-      </w:pPr>
-      <w:r>
-        <w:rPr>
-          <w:rFonts w:ascii="Times New Roman" w:eastAsia="Times New Roman" w:hAnsi="Times New Roman" w:cs="Times New Roman"/>
-          <w:bCs/>
+          <w:rFonts w:ascii="Times New Roman" w:hAnsi="Times New Roman"/>
+          <w:sz w:val="24"/>
           <w:color w:val="000000"/>
-          <w:sz w:val="28"/>
-          <w:szCs w:val="28"/>
-        </w:rPr>
-        <w:t xml:space="preserve">3. Научная библиотека РГУ имени С. А. Есенина: сайт. – URL: https://library.rsu-rzn.ru/marc/Default.asp (дата обращения: 21.02.2025). – Режим доступа: свободный. – Текст: электронный. </w:t>
-      </w:r>
-    </w:p>
-    <w:p>
-      <w:pPr>
-        <w:ind w:firstLine="357"/>
-        <w:jc w:val="both"/>
-        <w:rPr>
-          <w:rFonts w:ascii="Times New Roman" w:eastAsia="Times New Roman" w:hAnsi="Times New Roman" w:cs="Times New Roman"/>
-          <w:bCs/>
-          <w:sz w:val="28"/>
-          <w:szCs w:val="28"/>
-        </w:rPr>
-      </w:pPr>
-      <w:r>
-        <w:rPr>
-          <w:rFonts w:ascii="Times New Roman" w:eastAsia="Times New Roman" w:hAnsi="Times New Roman" w:cs="Times New Roman"/>
-          <w:bCs/>
-          <w:sz w:val="28"/>
-          <w:szCs w:val="28"/>
-        </w:rPr>
-        <w:t xml:space="preserve">4. Универсальная база данных </w:t>
-      </w:r>
-      <w:r>
-        <w:rPr>
-          <w:rFonts w:ascii="Times New Roman" w:eastAsia="Times New Roman" w:hAnsi="Times New Roman" w:cs="Times New Roman"/>
-          <w:bCs/>
-          <w:sz w:val="28"/>
-          <w:szCs w:val="28"/>
-          <w:lang w:val="en-US"/>
-        </w:rPr>
-        <w:t>EastView</w:t>
-      </w:r>
-      <w:r>
-        <w:rPr>
-          <w:rFonts w:ascii="Times New Roman" w:eastAsia="Times New Roman" w:hAnsi="Times New Roman" w:cs="Times New Roman"/>
-          <w:bCs/>
-          <w:sz w:val="28"/>
-          <w:szCs w:val="28"/>
-        </w:rPr>
-        <w:t xml:space="preserve"> : электронная библиотека : сайт.  – </w:t>
-      </w:r>
-      <w:r>
-        <w:rPr>
-          <w:rFonts w:ascii="Times New Roman" w:eastAsia="Times New Roman" w:hAnsi="Times New Roman" w:cs="Times New Roman"/>
-          <w:bCs/>
-          <w:sz w:val="28"/>
-          <w:szCs w:val="28"/>
-          <w:lang w:val="en-US"/>
-        </w:rPr>
-        <w:t>URL</w:t>
-      </w:r>
-      <w:r>
-        <w:rPr>
-          <w:rFonts w:ascii="Times New Roman" w:eastAsia="Times New Roman" w:hAnsi="Times New Roman" w:cs="Times New Roman"/>
-          <w:bCs/>
-          <w:sz w:val="28"/>
-          <w:szCs w:val="28"/>
-        </w:rPr>
-        <w:t xml:space="preserve">: </w:t>
-      </w:r>
-      <w:hyperlink r:id="rId14" w:history="1">
-        <w:r>
-          <w:rPr>
-            <w:rStyle w:val="ab"/>
-            <w:rFonts w:ascii="Times New Roman" w:eastAsia="Times New Roman" w:hAnsi="Times New Roman" w:cs="Times New Roman"/>
-            <w:bCs/>
-            <w:sz w:val="28"/>
-            <w:szCs w:val="28"/>
-            <w:lang w:val="en-US"/>
-          </w:rPr>
-          <w:t>https</w:t>
-        </w:r>
-        <w:r>
-          <w:rPr>
-            <w:rStyle w:val="ab"/>
-            <w:rFonts w:ascii="Times New Roman" w:eastAsia="Times New Roman" w:hAnsi="Times New Roman" w:cs="Times New Roman"/>
-            <w:bCs/>
-            <w:sz w:val="28"/>
-            <w:szCs w:val="28"/>
-          </w:rPr>
-          <w:t>://</w:t>
-        </w:r>
-        <w:r>
-          <w:rPr>
-            <w:rStyle w:val="ab"/>
-            <w:rFonts w:ascii="Times New Roman" w:eastAsia="Times New Roman" w:hAnsi="Times New Roman" w:cs="Times New Roman"/>
-            <w:bCs/>
-            <w:sz w:val="28"/>
-            <w:szCs w:val="28"/>
-            <w:lang w:val="en-US"/>
-          </w:rPr>
-          <w:t>dlib</w:t>
-        </w:r>
-        <w:r>
-          <w:rPr>
-            <w:rStyle w:val="ab"/>
-            <w:rFonts w:ascii="Times New Roman" w:eastAsia="Times New Roman" w:hAnsi="Times New Roman" w:cs="Times New Roman"/>
-            <w:bCs/>
-            <w:sz w:val="28"/>
-            <w:szCs w:val="28"/>
-          </w:rPr>
-          <w:t>.</w:t>
-        </w:r>
-        <w:r>
-          <w:rPr>
-            <w:rStyle w:val="ab"/>
-            <w:rFonts w:ascii="Times New Roman" w:eastAsia="Times New Roman" w:hAnsi="Times New Roman" w:cs="Times New Roman"/>
-            <w:bCs/>
-            <w:sz w:val="28"/>
-            <w:szCs w:val="28"/>
-            <w:lang w:val="en-US"/>
-          </w:rPr>
-          <w:t>eastview</w:t>
-        </w:r>
-        <w:r>
-          <w:rPr>
-            <w:rStyle w:val="ab"/>
-            <w:rFonts w:ascii="Times New Roman" w:eastAsia="Times New Roman" w:hAnsi="Times New Roman" w:cs="Times New Roman"/>
-            <w:bCs/>
-            <w:sz w:val="28"/>
-            <w:szCs w:val="28"/>
-          </w:rPr>
-          <w:t>.</w:t>
-        </w:r>
-        <w:r>
-          <w:rPr>
-            <w:rStyle w:val="ab"/>
-            <w:rFonts w:ascii="Times New Roman" w:eastAsia="Times New Roman" w:hAnsi="Times New Roman" w:cs="Times New Roman"/>
-            <w:bCs/>
-            <w:sz w:val="28"/>
-            <w:szCs w:val="28"/>
-            <w:lang w:val="en-US"/>
-          </w:rPr>
-          <w:t>com</w:t>
-        </w:r>
-      </w:hyperlink>
-      <w:r>
-        <w:rPr>
-          <w:rFonts w:ascii="Times New Roman" w:eastAsia="Times New Roman" w:hAnsi="Times New Roman" w:cs="Times New Roman"/>
-          <w:bCs/>
-          <w:sz w:val="28"/>
-          <w:szCs w:val="28"/>
-          <w:u w:val="single"/>
-        </w:rPr>
-        <w:t xml:space="preserve"> </w:t>
-      </w:r>
-      <w:r>
-        <w:rPr>
-          <w:rFonts w:ascii="Times New Roman" w:eastAsia="Times New Roman" w:hAnsi="Times New Roman" w:cs="Times New Roman"/>
-          <w:bCs/>
-          <w:sz w:val="28"/>
-          <w:szCs w:val="28"/>
-        </w:rPr>
-        <w:t xml:space="preserve">(дата обращения: </w:t>
-      </w:r>
-      <w:r>
-        <w:rPr>
-          <w:rFonts w:ascii="Times New Roman" w:eastAsia="Times New Roman" w:hAnsi="Times New Roman" w:cs="Times New Roman"/>
-          <w:bCs/>
-          <w:sz w:val="28"/>
-          <w:szCs w:val="28"/>
-        </w:rPr>
-        <w:t>21.02.202</w:t>
-      </w:r>
-      <w:r>
-        <w:rPr>
-          <w:rFonts w:ascii="Times New Roman" w:eastAsia="Times New Roman" w:hAnsi="Times New Roman" w:cs="Times New Roman"/>
-          <w:bCs/>
-          <w:sz w:val="28"/>
-          <w:szCs w:val="28"/>
-        </w:rPr>
-        <w:t>5</w:t>
-      </w:r>
-      <w:r>
-        <w:rPr>
-          <w:rFonts w:ascii="Times New Roman" w:eastAsia="Times New Roman" w:hAnsi="Times New Roman" w:cs="Times New Roman"/>
-          <w:bCs/>
-          <w:sz w:val="28"/>
-          <w:szCs w:val="28"/>
-        </w:rPr>
-        <w:t xml:space="preserve">).  – Режим доступа: в сети университета. – Текст: электронный. </w:t>
-      </w:r>
-    </w:p>
-    <w:p>
-      <w:pPr>
-        <w:ind w:firstLine="357"/>
-        <w:jc w:val="both"/>
-        <w:rPr>
-          <w:rFonts w:ascii="Times New Roman" w:eastAsia="Times New Roman" w:hAnsi="Times New Roman" w:cs="Times New Roman"/>
-          <w:bCs/>
-          <w:sz w:val="28"/>
-          <w:szCs w:val="28"/>
-        </w:rPr>
-      </w:pPr>
-      <w:r>
-        <w:rPr>
-          <w:rFonts w:ascii="Times New Roman" w:eastAsia="Times New Roman" w:hAnsi="Times New Roman" w:cs="Times New Roman"/>
-          <w:bCs/>
-          <w:sz w:val="28"/>
-          <w:szCs w:val="28"/>
-        </w:rPr>
-        <w:t xml:space="preserve">5. Университетская библиотека ONLINE: электронная библиотека. – </w:t>
-      </w:r>
-      <w:r>
-        <w:rPr>
-          <w:rFonts w:ascii="Times New Roman" w:eastAsia="Times New Roman" w:hAnsi="Times New Roman" w:cs="Times New Roman"/>
-          <w:bCs/>
-          <w:sz w:val="28"/>
-          <w:szCs w:val="28"/>
-          <w:lang w:val="en-US"/>
-        </w:rPr>
-        <w:t>URL</w:t>
-      </w:r>
-      <w:r>
-        <w:rPr>
-          <w:rFonts w:ascii="Times New Roman" w:eastAsia="Times New Roman" w:hAnsi="Times New Roman" w:cs="Times New Roman"/>
-          <w:bCs/>
-          <w:sz w:val="28"/>
-          <w:szCs w:val="28"/>
-        </w:rPr>
-        <w:t xml:space="preserve">: </w:t>
-      </w:r>
-      <w:hyperlink r:id="rId15" w:history="1">
-        <w:r>
-          <w:rPr>
-            <w:rStyle w:val="ab"/>
-            <w:rFonts w:ascii="Times New Roman" w:eastAsia="Times New Roman" w:hAnsi="Times New Roman" w:cs="Times New Roman"/>
-            <w:bCs/>
-            <w:sz w:val="28"/>
-            <w:szCs w:val="28"/>
-          </w:rPr>
-          <w:t>http://biblioclub.ru/index.php?page=main_ub_red</w:t>
-        </w:r>
-      </w:hyperlink>
-      <w:r>
-        <w:rPr>
-          <w:rFonts w:ascii="Times New Roman" w:eastAsia="Times New Roman" w:hAnsi="Times New Roman" w:cs="Times New Roman"/>
-          <w:bCs/>
-          <w:sz w:val="28"/>
-          <w:szCs w:val="28"/>
-        </w:rPr>
-        <w:t xml:space="preserve"> (дата обращения: </w:t>
-      </w:r>
-      <w:r>
-        <w:rPr>
-          <w:rFonts w:ascii="Times New Roman" w:eastAsia="Times New Roman" w:hAnsi="Times New Roman" w:cs="Times New Roman"/>
-          <w:bCs/>
-          <w:sz w:val="28"/>
-          <w:szCs w:val="28"/>
-        </w:rPr>
-        <w:t>21.02.202</w:t>
-      </w:r>
-      <w:r>
-        <w:rPr>
-          <w:rFonts w:ascii="Times New Roman" w:eastAsia="Times New Roman" w:hAnsi="Times New Roman" w:cs="Times New Roman"/>
-          <w:bCs/>
-          <w:sz w:val="28"/>
-          <w:szCs w:val="28"/>
-        </w:rPr>
-        <w:t>5</w:t>
-      </w:r>
-      <w:r>
-        <w:rPr>
-          <w:rFonts w:ascii="Times New Roman" w:eastAsia="Times New Roman" w:hAnsi="Times New Roman" w:cs="Times New Roman"/>
-          <w:bCs/>
-          <w:sz w:val="28"/>
-          <w:szCs w:val="28"/>
-        </w:rPr>
-        <w:t xml:space="preserve">). – Москва, 2006. – Режим доступа: для зарегистрированных пользователей. – Текст : электронный. </w:t>
-      </w:r>
-    </w:p>
-    <w:p>
-      <w:pPr>
-        <w:ind w:firstLine="357"/>
-        <w:jc w:val="both"/>
-        <w:rPr>
-          <w:rFonts w:ascii="Times New Roman" w:eastAsia="Times New Roman" w:hAnsi="Times New Roman" w:cs="Times New Roman"/>
-          <w:bCs/>
-          <w:sz w:val="28"/>
-          <w:szCs w:val="28"/>
-        </w:rPr>
-      </w:pPr>
-      <w:r>
-        <w:rPr>
-          <w:rFonts w:ascii="Times New Roman" w:eastAsia="Times New Roman" w:hAnsi="Times New Roman" w:cs="Times New Roman"/>
-          <w:bCs/>
-          <w:color w:val="000000"/>
-          <w:sz w:val="28"/>
-          <w:szCs w:val="28"/>
-        </w:rPr>
-        <w:t xml:space="preserve">6 ЮРАЙТ: образовательная  платформа : сайт. – Москва, 2013. – URL: https://urait.ru/ (дата обращения: 21.02.2025). – Режим доступа: для зарегистрированных пользователей. – Текст : электронный. </w:t>
-      </w:r>
-    </w:p>
-    <w:p>
-      <w:pPr>
-        <w:ind w:firstLine="357"/>
-        <w:jc w:val="both"/>
-        <w:rPr>
-          <w:rFonts w:ascii="Times New Roman" w:eastAsia="Times New Roman" w:hAnsi="Times New Roman" w:cs="Times New Roman"/>
-          <w:bCs/>
-          <w:sz w:val="28"/>
-          <w:szCs w:val="28"/>
-        </w:rPr>
-      </w:pPr>
-      <w:r>
-        <w:rPr>
-          <w:rFonts w:ascii="Times New Roman" w:eastAsia="Times New Roman" w:hAnsi="Times New Roman" w:cs="Times New Roman"/>
-          <w:bCs/>
-          <w:sz w:val="28"/>
-          <w:szCs w:val="28"/>
-        </w:rPr>
-        <w:t xml:space="preserve">7. </w:t>
-      </w:r>
-      <w:r>
-        <w:rPr>
-          <w:rFonts w:ascii="Times New Roman" w:eastAsia="Times New Roman" w:hAnsi="Times New Roman" w:cs="Times New Roman"/>
-          <w:sz w:val="28"/>
-          <w:szCs w:val="28"/>
-        </w:rPr>
-        <w:t xml:space="preserve">Лань: электронная библиотека: сайт. – </w:t>
-      </w:r>
-      <w:r>
-        <w:rPr>
-          <w:rFonts w:ascii="Times New Roman" w:eastAsia="Times New Roman" w:hAnsi="Times New Roman" w:cs="Times New Roman"/>
-          <w:sz w:val="28"/>
-          <w:szCs w:val="28"/>
-          <w:lang w:val="en-US"/>
-        </w:rPr>
-        <w:t>URL</w:t>
-      </w:r>
-      <w:r>
-        <w:rPr>
-          <w:rFonts w:ascii="Times New Roman" w:eastAsia="Times New Roman" w:hAnsi="Times New Roman" w:cs="Times New Roman"/>
-          <w:sz w:val="28"/>
-          <w:szCs w:val="28"/>
-        </w:rPr>
-        <w:t xml:space="preserve">: </w:t>
-      </w:r>
-      <w:hyperlink r:id="rId17" w:history="1">
-        <w:r>
-          <w:rPr>
-            <w:rStyle w:val="ab"/>
-            <w:rFonts w:ascii="Times New Roman" w:eastAsia="Times New Roman" w:hAnsi="Times New Roman" w:cs="Times New Roman"/>
-            <w:sz w:val="28"/>
-            <w:szCs w:val="28"/>
-            <w:lang w:val="en-US"/>
-          </w:rPr>
-          <w:t>https</w:t>
-        </w:r>
-        <w:r>
-          <w:rPr>
-            <w:rStyle w:val="ab"/>
-            <w:rFonts w:ascii="Times New Roman" w:eastAsia="Times New Roman" w:hAnsi="Times New Roman" w:cs="Times New Roman"/>
-            <w:sz w:val="28"/>
-            <w:szCs w:val="28"/>
-          </w:rPr>
-          <w:t>://</w:t>
-        </w:r>
-        <w:r>
-          <w:rPr>
-            <w:rStyle w:val="ab"/>
-            <w:rFonts w:ascii="Times New Roman" w:eastAsia="Times New Roman" w:hAnsi="Times New Roman" w:cs="Times New Roman"/>
-            <w:sz w:val="28"/>
-            <w:szCs w:val="28"/>
-            <w:lang w:val="en-US"/>
-          </w:rPr>
-          <w:t>e</w:t>
-        </w:r>
-        <w:r>
-          <w:rPr>
-            <w:rStyle w:val="ab"/>
-            <w:rFonts w:ascii="Times New Roman" w:eastAsia="Times New Roman" w:hAnsi="Times New Roman" w:cs="Times New Roman"/>
-            <w:sz w:val="28"/>
-            <w:szCs w:val="28"/>
-          </w:rPr>
-          <w:t>.</w:t>
-        </w:r>
-        <w:r>
-          <w:rPr>
-            <w:rStyle w:val="ab"/>
-            <w:rFonts w:ascii="Times New Roman" w:eastAsia="Times New Roman" w:hAnsi="Times New Roman" w:cs="Times New Roman"/>
-            <w:sz w:val="28"/>
-            <w:szCs w:val="28"/>
-            <w:lang w:val="en-US"/>
-          </w:rPr>
-          <w:t>lanbook</w:t>
-        </w:r>
-        <w:r>
-          <w:rPr>
-            <w:rStyle w:val="ab"/>
-            <w:rFonts w:ascii="Times New Roman" w:eastAsia="Times New Roman" w:hAnsi="Times New Roman" w:cs="Times New Roman"/>
-            <w:sz w:val="28"/>
-            <w:szCs w:val="28"/>
-          </w:rPr>
-          <w:t>.</w:t>
-        </w:r>
-        <w:r>
-          <w:rPr>
-            <w:rStyle w:val="ab"/>
-            <w:rFonts w:ascii="Times New Roman" w:eastAsia="Times New Roman" w:hAnsi="Times New Roman" w:cs="Times New Roman"/>
-            <w:sz w:val="28"/>
-            <w:szCs w:val="28"/>
-            <w:lang w:val="en-US"/>
-          </w:rPr>
-          <w:t>com</w:t>
-        </w:r>
-        <w:r>
-          <w:rPr>
-            <w:rStyle w:val="ab"/>
-            <w:rFonts w:ascii="Times New Roman" w:eastAsia="Times New Roman" w:hAnsi="Times New Roman" w:cs="Times New Roman"/>
-            <w:sz w:val="28"/>
-            <w:szCs w:val="28"/>
-          </w:rPr>
-          <w:t>/</w:t>
-        </w:r>
-      </w:hyperlink>
-      <w:r>
-        <w:rPr>
-          <w:rFonts w:ascii="Times New Roman" w:eastAsia="Times New Roman" w:hAnsi="Times New Roman" w:cs="Times New Roman"/>
-          <w:sz w:val="28"/>
-          <w:szCs w:val="28"/>
-        </w:rPr>
-        <w:t xml:space="preserve">. – </w:t>
-      </w:r>
-      <w:r>
-        <w:rPr>
-          <w:rFonts w:ascii="Times New Roman" w:eastAsia="Times New Roman" w:hAnsi="Times New Roman" w:cs="Times New Roman"/>
-          <w:bCs/>
-          <w:sz w:val="28"/>
-          <w:szCs w:val="28"/>
-        </w:rPr>
-        <w:t xml:space="preserve">(дата обращения: </w:t>
-      </w:r>
-      <w:r>
-        <w:rPr>
-          <w:rFonts w:ascii="Times New Roman" w:eastAsia="Times New Roman" w:hAnsi="Times New Roman" w:cs="Times New Roman"/>
-          <w:bCs/>
-          <w:sz w:val="28"/>
-          <w:szCs w:val="28"/>
-        </w:rPr>
-        <w:t>21.02.</w:t>
-      </w:r>
-      <w:r>
-        <w:rPr>
-          <w:rFonts w:ascii="Times New Roman" w:eastAsia="Times New Roman" w:hAnsi="Times New Roman" w:cs="Times New Roman"/>
-          <w:bCs/>
-          <w:sz w:val="28"/>
-          <w:szCs w:val="28"/>
-        </w:rPr>
-        <w:t>2025</w:t>
-      </w:r>
-      <w:r>
-        <w:rPr>
-          <w:rFonts w:ascii="Times New Roman" w:eastAsia="Times New Roman" w:hAnsi="Times New Roman" w:cs="Times New Roman"/>
-          <w:bCs/>
-          <w:sz w:val="28"/>
-          <w:szCs w:val="28"/>
-        </w:rPr>
-        <w:t xml:space="preserve">). – </w:t>
-      </w:r>
-      <w:r>
-        <w:rPr>
-          <w:rFonts w:ascii="Times New Roman" w:eastAsia="Times New Roman" w:hAnsi="Times New Roman" w:cs="Times New Roman"/>
-          <w:sz w:val="28"/>
-          <w:szCs w:val="28"/>
-        </w:rPr>
-        <w:t xml:space="preserve">Режим доступа: для зарегистрированных пользователей. </w:t>
-      </w:r>
-      <w:r>
-        <w:rPr>
-          <w:rFonts w:ascii="Times New Roman" w:eastAsia="Times New Roman" w:hAnsi="Times New Roman" w:cs="Times New Roman"/>
-          <w:bCs/>
-          <w:sz w:val="28"/>
-          <w:szCs w:val="28"/>
-        </w:rPr>
-        <w:t>– Текст : электронный.</w:t>
+        </w:rPr>
+        <w:t xml:space="preserve">. – (дата обращения: 21.02.2025). – Режим доступа: для зарегистрированных пользователей. – Текст : электронный.</w:t>
       </w:r>
     </w:p>
     <w:bookmarkEnd w:id="1"/>
@@ -9202,218 +8756,29 @@
       </w:pPr>
       <w:r>
         <w:rPr>
-          <w:rFonts w:ascii="Times New Roman" w:eastAsia="Lucida Sans Unicode" w:hAnsi="Times New Roman" w:cs="Times New Roman"/>
-          <w:bCs/>
-          <w:kern w:val="1"/>
-          <w:sz w:val="28"/>
-          <w:szCs w:val="28"/>
-          <w:lang w:val="en-US" w:eastAsia="ar-SA"/>
-        </w:rPr>
-        <w:t>EqWorld</w:t>
-      </w:r>
-      <w:r>
-        <w:rPr>
-          <w:rFonts w:ascii="Times New Roman" w:eastAsia="Lucida Sans Unicode" w:hAnsi="Times New Roman" w:cs="Times New Roman"/>
-          <w:bCs/>
-          <w:kern w:val="1"/>
-          <w:sz w:val="28"/>
-          <w:szCs w:val="28"/>
-          <w:lang w:eastAsia="ar-SA"/>
-        </w:rPr>
-        <w:t xml:space="preserve">. </w:t>
-      </w:r>
-      <w:r>
-        <w:rPr>
-          <w:rFonts w:ascii="Times New Roman" w:eastAsia="Lucida Sans Unicode" w:hAnsi="Times New Roman" w:cs="Times New Roman"/>
-          <w:bCs/>
-          <w:kern w:val="1"/>
-          <w:sz w:val="28"/>
-          <w:szCs w:val="28"/>
-          <w:lang w:val="en-US" w:eastAsia="ar-SA"/>
-        </w:rPr>
-        <w:t>The</w:t>
-      </w:r>
-      <w:r>
-        <w:rPr>
-          <w:rFonts w:ascii="Times New Roman" w:eastAsia="Lucida Sans Unicode" w:hAnsi="Times New Roman" w:cs="Times New Roman"/>
-          <w:bCs/>
-          <w:kern w:val="1"/>
-          <w:sz w:val="28"/>
-          <w:szCs w:val="28"/>
-          <w:lang w:eastAsia="ar-SA"/>
-        </w:rPr>
-        <w:t xml:space="preserve"> </w:t>
-      </w:r>
-      <w:r>
-        <w:rPr>
-          <w:rFonts w:ascii="Times New Roman" w:eastAsia="Lucida Sans Unicode" w:hAnsi="Times New Roman" w:cs="Times New Roman"/>
-          <w:bCs/>
-          <w:kern w:val="1"/>
-          <w:sz w:val="28"/>
-          <w:szCs w:val="28"/>
-          <w:lang w:val="en-US" w:eastAsia="ar-SA"/>
-        </w:rPr>
-        <w:t>World</w:t>
-      </w:r>
-      <w:r>
-        <w:rPr>
-          <w:rFonts w:ascii="Times New Roman" w:eastAsia="Lucida Sans Unicode" w:hAnsi="Times New Roman" w:cs="Times New Roman"/>
-          <w:bCs/>
-          <w:kern w:val="1"/>
-          <w:sz w:val="28"/>
-          <w:szCs w:val="28"/>
-          <w:lang w:eastAsia="ar-SA"/>
-        </w:rPr>
-        <w:t xml:space="preserve"> </w:t>
-      </w:r>
-      <w:r>
-        <w:rPr>
-          <w:rFonts w:ascii="Times New Roman" w:eastAsia="Lucida Sans Unicode" w:hAnsi="Times New Roman" w:cs="Times New Roman"/>
-          <w:bCs/>
-          <w:kern w:val="1"/>
-          <w:sz w:val="28"/>
-          <w:szCs w:val="28"/>
-          <w:lang w:val="en-US" w:eastAsia="ar-SA"/>
-        </w:rPr>
-        <w:t>of</w:t>
-      </w:r>
-      <w:r>
-        <w:rPr>
-          <w:rFonts w:ascii="Times New Roman" w:eastAsia="Lucida Sans Unicode" w:hAnsi="Times New Roman" w:cs="Times New Roman"/>
-          <w:bCs/>
-          <w:kern w:val="1"/>
-          <w:sz w:val="28"/>
-          <w:szCs w:val="28"/>
-          <w:lang w:eastAsia="ar-SA"/>
-        </w:rPr>
-        <w:t xml:space="preserve"> </w:t>
-      </w:r>
-      <w:r>
-        <w:rPr>
-          <w:rFonts w:ascii="Times New Roman" w:eastAsia="Lucida Sans Unicode" w:hAnsi="Times New Roman" w:cs="Times New Roman"/>
-          <w:bCs/>
-          <w:kern w:val="1"/>
-          <w:sz w:val="28"/>
-          <w:szCs w:val="28"/>
-          <w:lang w:val="en-US" w:eastAsia="ar-SA"/>
-        </w:rPr>
-        <w:t>Mathematical</w:t>
-      </w:r>
-      <w:r>
-        <w:rPr>
-          <w:rFonts w:ascii="Times New Roman" w:eastAsia="Lucida Sans Unicode" w:hAnsi="Times New Roman" w:cs="Times New Roman"/>
-          <w:bCs/>
-          <w:kern w:val="1"/>
-          <w:sz w:val="28"/>
-          <w:szCs w:val="28"/>
-          <w:lang w:eastAsia="ar-SA"/>
-        </w:rPr>
-        <w:t xml:space="preserve"> </w:t>
-      </w:r>
-      <w:r>
-        <w:rPr>
-          <w:rFonts w:ascii="Times New Roman" w:eastAsia="Lucida Sans Unicode" w:hAnsi="Times New Roman" w:cs="Times New Roman"/>
-          <w:bCs/>
-          <w:kern w:val="1"/>
-          <w:sz w:val="28"/>
-          <w:szCs w:val="28"/>
-          <w:lang w:val="en-US" w:eastAsia="ar-SA"/>
-        </w:rPr>
-        <w:t>Equations</w:t>
-      </w:r>
-      <w:r>
-        <w:rPr>
-          <w:rFonts w:ascii="Times New Roman" w:eastAsia="Lucida Sans Unicode" w:hAnsi="Times New Roman" w:cs="Times New Roman"/>
-          <w:bCs/>
-          <w:kern w:val="1"/>
-          <w:sz w:val="28"/>
-          <w:szCs w:val="28"/>
-          <w:lang w:eastAsia="ar-SA"/>
-        </w:rPr>
-        <w:t xml:space="preserve"> </w:t>
-      </w:r>
-      <w:r>
-        <w:rPr>
-          <w:rFonts w:ascii="Times New Roman" w:eastAsia="Lucida Sans Unicode" w:hAnsi="Times New Roman" w:cs="Times New Roman"/>
-          <w:kern w:val="1"/>
-          <w:sz w:val="28"/>
-          <w:lang w:eastAsia="ar-SA"/>
-        </w:rPr>
-        <w:t>[Электронный ресурс</w:t>
-      </w:r>
-      <w:r>
-        <w:rPr>
-          <w:rFonts w:ascii="Times New Roman" w:eastAsia="Lucida Sans Unicode" w:hAnsi="Times New Roman" w:cs="Times New Roman"/>
-          <w:kern w:val="1"/>
-          <w:sz w:val="28"/>
-          <w:szCs w:val="28"/>
-          <w:lang w:eastAsia="ar-SA"/>
-        </w:rPr>
-        <w:t xml:space="preserve">] : Международный научно-образовательный сайт. </w:t>
-      </w:r>
-      <w:r>
-        <w:rPr>
-          <w:rFonts w:ascii="Times New Roman" w:eastAsia="Lucida Sans Unicode" w:hAnsi="Times New Roman" w:cs="Times New Roman"/>
-          <w:kern w:val="1"/>
-          <w:sz w:val="28"/>
-          <w:lang w:eastAsia="ar-SA"/>
-        </w:rPr>
-        <w:t xml:space="preserve">– Режим доступа: </w:t>
-      </w:r>
-      <w:hyperlink r:id="rId21" w:history="1">
+          <w:rFonts w:ascii="Times New Roman" w:hAnsi="Times New Roman"/>
+          <w:sz w:val="24"/>
+          <w:color w:val="000000"/>
+        </w:rPr>
+        <w:t xml:space="preserve">EqWorld. The World of Mathematical Equations [Электронный ресурс] : Международный научно-образовательный сайт. – Режим доступа: </w:t>
+      </w:r>
+      <w:hyperlink r:id="rIdResource5">
         <w:r>
           <w:rPr>
-            <w:rFonts w:ascii="Times New Roman" w:eastAsia="Lucida Sans Unicode" w:hAnsi="Times New Roman" w:cs="Times New Roman"/>
-            <w:color w:val="0000FF"/>
-            <w:kern w:val="1"/>
-            <w:sz w:val="28"/>
-            <w:u w:val="single"/>
-            <w:lang w:eastAsia="ar-SA"/>
+            <w:rFonts w:ascii="Times New Roman" w:hAnsi="Times New Roman"/>
+            <w:sz w:val="24"/>
+            <w:color w:val="000000"/>
           </w:rPr>
-          <w:t>http://eqworld.ipmnet.ru/indexr.htm</w:t>
+          <w:t xml:space="preserve">https://eqworld.ipmnet.ru/indexr.htm</w:t>
         </w:r>
       </w:hyperlink>
       <w:r>
         <w:rPr>
-          <w:rFonts w:ascii="Times New Roman" w:eastAsia="Lucida Sans Unicode" w:hAnsi="Times New Roman" w:cs="Times New Roman"/>
-          <w:kern w:val="1"/>
-          <w:sz w:val="28"/>
-          <w:szCs w:val="28"/>
-          <w:lang w:eastAsia="ar-SA"/>
-        </w:rPr>
-        <w:t xml:space="preserve">, свободный (дата обращения: </w:t>
-      </w:r>
-      <w:r>
-        <w:rPr>
-          <w:rFonts w:ascii="Times New Roman" w:eastAsia="Lucida Sans Unicode" w:hAnsi="Times New Roman" w:cs="Times New Roman"/>
-          <w:kern w:val="1"/>
-          <w:sz w:val="28"/>
-          <w:szCs w:val="28"/>
-          <w:shd w:val="clear" w:color="auto" w:fill="FFFFFF"/>
-          <w:lang w:eastAsia="ar-SA"/>
-        </w:rPr>
-        <w:t>21.02.</w:t>
-      </w:r>
-      <w:r>
-        <w:rPr>
-          <w:rFonts w:ascii="Times New Roman" w:eastAsia="Lucida Sans Unicode" w:hAnsi="Times New Roman" w:cs="Times New Roman"/>
-          <w:kern w:val="1"/>
-          <w:sz w:val="28"/>
-          <w:szCs w:val="28"/>
-          <w:shd w:val="clear" w:color="auto" w:fill="FFFFFF"/>
-          <w:lang w:eastAsia="ar-SA"/>
-        </w:rPr>
-        <w:t>2025</w:t>
-      </w:r>
-      <w:r>
-        <w:rPr>
-          <w:rFonts w:ascii="Times New Roman" w:eastAsia="Lucida Sans Unicode" w:hAnsi="Times New Roman" w:cs="Times New Roman"/>
-          <w:kern w:val="1"/>
-          <w:sz w:val="28"/>
-          <w:szCs w:val="28"/>
-          <w:lang w:eastAsia="ar-SA"/>
-        </w:rPr>
-        <w:t>).</w:t>
+          <w:rFonts w:ascii="Times New Roman" w:hAnsi="Times New Roman"/>
+          <w:sz w:val="24"/>
+          <w:color w:val="000000"/>
+        </w:rPr>
+        <w:t xml:space="preserve">, свободный (дата обращения: 27.10.2026).</w:t>
       </w:r>
     </w:p>
     <w:p>
@@ -9439,171 +8804,29 @@
       </w:pPr>
       <w:r>
         <w:rPr>
-          <w:rFonts w:ascii="Times New Roman" w:eastAsia="Times New Roman" w:hAnsi="Times New Roman" w:cs="Times New Roman"/>
-          <w:bCs/>
-          <w:sz w:val="28"/>
-          <w:szCs w:val="28"/>
-          <w:lang w:val="en-US" w:eastAsia="ru-RU"/>
-        </w:rPr>
-        <w:t>EXPonenta</w:t>
-      </w:r>
-      <w:r>
-        <w:rPr>
-          <w:rFonts w:ascii="Times New Roman" w:eastAsia="Times New Roman" w:hAnsi="Times New Roman" w:cs="Times New Roman"/>
-          <w:bCs/>
-          <w:sz w:val="28"/>
-          <w:szCs w:val="28"/>
-          <w:lang w:eastAsia="ru-RU"/>
-        </w:rPr>
-        <w:t>.</w:t>
-      </w:r>
-      <w:r>
-        <w:rPr>
-          <w:rFonts w:ascii="Times New Roman" w:eastAsia="Times New Roman" w:hAnsi="Times New Roman" w:cs="Times New Roman"/>
-          <w:bCs/>
-          <w:sz w:val="28"/>
-          <w:szCs w:val="28"/>
-          <w:lang w:val="en-US" w:eastAsia="ru-RU"/>
-        </w:rPr>
-        <w:t>ru</w:t>
-      </w:r>
-      <w:r>
-        <w:rPr>
-          <w:rFonts w:ascii="Times New Roman" w:eastAsia="Times New Roman" w:hAnsi="Times New Roman" w:cs="Times New Roman"/>
-          <w:bCs/>
-          <w:sz w:val="28"/>
-          <w:szCs w:val="28"/>
-          <w:lang w:eastAsia="ru-RU"/>
-        </w:rPr>
-        <w:t xml:space="preserve"> </w:t>
-      </w:r>
-      <w:r>
-        <w:rPr>
-          <w:rFonts w:ascii="Times New Roman" w:eastAsia="Times New Roman" w:hAnsi="Times New Roman" w:cs="Times New Roman"/>
-          <w:sz w:val="28"/>
-          <w:lang w:eastAsia="ru-RU"/>
-        </w:rPr>
-        <w:t>[Электронный ресурс</w:t>
-      </w:r>
-      <w:r>
-        <w:rPr>
-          <w:rFonts w:ascii="Times New Roman" w:eastAsia="Times New Roman" w:hAnsi="Times New Roman" w:cs="Times New Roman"/>
-          <w:sz w:val="28"/>
-          <w:szCs w:val="28"/>
-          <w:lang w:eastAsia="ar-SA"/>
-        </w:rPr>
-        <w:t xml:space="preserve">] : </w:t>
-      </w:r>
-      <w:r>
-        <w:rPr>
-          <w:rFonts w:ascii="Times New Roman" w:eastAsia="Times New Roman" w:hAnsi="Times New Roman" w:cs="Times New Roman"/>
-          <w:sz w:val="28"/>
-          <w:szCs w:val="28"/>
-          <w:lang w:eastAsia="ru-RU"/>
-        </w:rPr>
-        <w:t>о</w:t>
-      </w:r>
-      <w:r>
-        <w:rPr>
-          <w:rFonts w:ascii="Times New Roman" w:eastAsia="Times New Roman" w:hAnsi="Times New Roman" w:cs="Times New Roman"/>
-          <w:bCs/>
-          <w:sz w:val="28"/>
-          <w:szCs w:val="28"/>
-          <w:lang w:eastAsia="ru-RU"/>
-        </w:rPr>
-        <w:t xml:space="preserve">бразовательный математический сайт. </w:t>
-      </w:r>
-      <w:r>
-        <w:rPr>
-          <w:rFonts w:ascii="Times New Roman" w:eastAsia="Times New Roman" w:hAnsi="Times New Roman" w:cs="Times New Roman"/>
-          <w:sz w:val="28"/>
-          <w:lang w:eastAsia="ru-RU"/>
-        </w:rPr>
-        <w:t>– Режим доступа</w:t>
-      </w:r>
-      <w:r>
-        <w:rPr>
-          <w:rFonts w:ascii="Times New Roman" w:eastAsia="Times New Roman" w:hAnsi="Times New Roman" w:cs="Times New Roman"/>
-          <w:sz w:val="28"/>
-        </w:rPr>
-        <w:t>:</w:t>
-      </w:r>
-      <w:r>
-        <w:rPr>
-          <w:rFonts w:ascii="Times New Roman" w:eastAsia="Times New Roman" w:hAnsi="Times New Roman" w:cs="Times New Roman"/>
-          <w:sz w:val="28"/>
-          <w:szCs w:val="28"/>
-          <w:lang w:eastAsia="ru-RU"/>
-        </w:rPr>
-        <w:t xml:space="preserve"> </w:t>
-      </w:r>
-      <w:hyperlink r:id="rId22" w:history="1">
+          <w:rFonts w:ascii="Times New Roman" w:hAnsi="Times New Roman"/>
+          <w:sz w:val="24"/>
+          <w:color w:val="000000"/>
+        </w:rPr>
+        <w:t xml:space="preserve">Сообщество «Экспонента» : научно-образовательный сайт. – URL: </w:t>
+      </w:r>
+      <w:hyperlink r:id="rIdResource6">
         <w:r>
           <w:rPr>
-            <w:rFonts w:ascii="Times New Roman" w:eastAsia="Symbol" w:hAnsi="Times New Roman" w:cs="Times New Roman"/>
-            <w:color w:val="0000FF"/>
-            <w:sz w:val="28"/>
-            <w:u w:val="single"/>
-            <w:lang w:eastAsia="ru-RU"/>
+            <w:rFonts w:ascii="Times New Roman" w:hAnsi="Times New Roman"/>
+            <w:sz w:val="24"/>
+            <w:color w:val="000000"/>
           </w:rPr>
-          <w:t>http://old.exponenta.ru</w:t>
+          <w:t xml:space="preserve">https://hub.exponenta.ru/</w:t>
         </w:r>
       </w:hyperlink>
       <w:r>
         <w:rPr>
-          <w:rFonts w:ascii="Times New Roman" w:eastAsia="Times New Roman" w:hAnsi="Times New Roman" w:cs="Times New Roman"/>
-          <w:sz w:val="28"/>
-          <w:szCs w:val="28"/>
-          <w:lang w:eastAsia="ru-RU"/>
-        </w:rPr>
-        <w:t>, свободный (дата обращ</w:t>
-      </w:r>
-      <w:r>
-        <w:rPr>
-          <w:rFonts w:ascii="Times New Roman" w:eastAsia="Times New Roman" w:hAnsi="Times New Roman" w:cs="Times New Roman"/>
-          <w:sz w:val="28"/>
-          <w:szCs w:val="28"/>
-          <w:lang w:eastAsia="ru-RU"/>
-        </w:rPr>
-        <w:t>е</w:t>
-      </w:r>
-      <w:r>
-        <w:rPr>
-          <w:rFonts w:ascii="Times New Roman" w:eastAsia="Times New Roman" w:hAnsi="Times New Roman" w:cs="Times New Roman"/>
-          <w:sz w:val="28"/>
-          <w:szCs w:val="28"/>
-          <w:lang w:eastAsia="ru-RU"/>
-        </w:rPr>
-        <w:t xml:space="preserve">ния: </w:t>
-      </w:r>
-      <w:r>
-        <w:rPr>
-          <w:rFonts w:ascii="Times New Roman" w:eastAsia="Times New Roman" w:hAnsi="Times New Roman" w:cs="Times New Roman"/>
-          <w:sz w:val="28"/>
-          <w:szCs w:val="28"/>
-          <w:shd w:val="clear" w:color="auto" w:fill="FFFFFF"/>
-          <w:lang w:eastAsia="ru-RU"/>
-        </w:rPr>
-        <w:t>21.02.</w:t>
-      </w:r>
-      <w:r>
-        <w:rPr>
-          <w:rFonts w:ascii="Times New Roman" w:eastAsia="Times New Roman" w:hAnsi="Times New Roman" w:cs="Times New Roman"/>
-          <w:sz w:val="28"/>
-          <w:szCs w:val="28"/>
-          <w:shd w:val="clear" w:color="auto" w:fill="FFFFFF"/>
-          <w:lang w:eastAsia="ru-RU"/>
-        </w:rPr>
-        <w:t>2025</w:t>
-      </w:r>
-      <w:r>
-        <w:rPr>
-          <w:rFonts w:ascii="Times New Roman" w:eastAsia="Times New Roman" w:hAnsi="Times New Roman" w:cs="Times New Roman"/>
-          <w:sz w:val="28"/>
-          <w:szCs w:val="28"/>
-          <w:lang w:eastAsia="ru-RU"/>
-        </w:rPr>
-        <w:t>).</w:t>
+          <w:rFonts w:ascii="Times New Roman" w:hAnsi="Times New Roman"/>
+          <w:sz w:val="24"/>
+          <w:color w:val="000000"/>
+        </w:rPr>
+        <w:t xml:space="preserve"> (дата обращения: 27.10.2026). – Режим доступа: свободный для чтения. – Текст: электронный.</w:t>
       </w:r>
     </w:p>
     <w:p>
@@ -10452,7 +9675,8 @@
         <w:t>УЧЕБНОГО ПРОЦЕССА:</w:t>
       </w:r>
     </w:p>
-    <w:p>
+    <w:bookmarkStart xmlns:w="http://schemas.openxmlformats.org/wordprocessingml/2006/main" xmlns:wpc="http://schemas.microsoft.com/office/word/2010/wordprocessingCanvas" xmlns:cx="http://schemas.microsoft.com/office/drawing/2014/chartex" xmlns:cx1="http://schemas.microsoft.com/office/drawing/2015/9/8/chartex" xmlns:cx2="http://schemas.microsoft.com/office/drawing/2015/10/21/chartex" xmlns:cx3="http://schemas.microsoft.com/office/drawing/2016/5/9/chartex" xmlns:cx4="http://schemas.microsoft.com/office/drawing/2016/5/10/chartex" xmlns:cx5="http://schemas.microsoft.com/office/drawing/2016/5/11/chartex" xmlns:cx6="http://schemas.microsoft.com/office/drawing/2016/5/12/chartex" xmlns:cx7="http://schemas.microsoft.com/office/drawing/2016/5/13/chartex" xmlns:cx8="http://schemas.microsoft.com/office/drawing/2016/5/14/chartex" xmlns:mc="http://schemas.openxmlformats.org/markup-compatibility/2006" xmlns:aink="http://schemas.microsoft.com/office/drawing/2016/ink" xmlns:am3d="http://schemas.microsoft.com/office/drawing/2017/model3d" xmlns:o="urn:schemas-microsoft-com:office:office" xmlns:oel="http://schemas.microsoft.com/office/2019/extlst" xmlns:r="http://schemas.openxmlformats.org/officeDocument/2006/relationships" xmlns:m="http://schemas.openxmlformats.org/officeDocument/2006/math" xmlns:v="urn:schemas-microsoft-com:vml" xmlns:wp14="http://schemas.microsoft.com/office/word/2010/wordprocessingDrawing" xmlns:wp="http://schemas.openxmlformats.org/drawingml/2006/wordprocessingDrawing" xmlns:w10="urn:schemas-microsoft-com:office:word" xmlns:w14="http://schemas.microsoft.com/office/word/2010/wordml" xmlns:w15="http://schemas.microsoft.com/office/word/2012/wordml" xmlns:w16cex="http://schemas.microsoft.com/office/word/2018/wordml/cex" xmlns:w16cid="http://schemas.microsoft.com/office/word/2016/wordml/cid" xmlns:w16="http://schemas.microsoft.com/office/word/2018/wordml" xmlns:w16sdtdh="http://schemas.microsoft.com/office/word/2020/wordml/sdtdatahash" xmlns:w16se="http://schemas.microsoft.com/office/word/2015/wordml/symex" xmlns:wpg="http://schemas.microsoft.com/office/word/2010/wordprocessingGroup" xmlns:wpi="http://schemas.microsoft.com/office/word/2010/wordprocessingInk" xmlns:wne="http://schemas.microsoft.com/office/word/2006/wordml" xmlns:wps="http://schemas.microsoft.com/office/word/2010/wordprocessingShape" w:id="6" w:name="_Hlk171681250"/>
+    <w:p xmlns:w="http://schemas.openxmlformats.org/wordprocessingml/2006/main" xmlns:w14="http://schemas.microsoft.com/office/word/2010/wordml">
       <w:pPr>
         <w:keepNext/>
         <w:keepLines/>
@@ -10465,7 +9689,6 @@
           <w:szCs w:val="28"/>
         </w:rPr>
       </w:pPr>
-      <w:bookmarkStart w:id="6" w:name="_Hlk171681250"/>
       <w:r>
         <w:rPr>
           <w:rFonts w:ascii="Times New Roman" w:hAnsi="Times New Roman" w:cs="Times New Roman"/>
@@ -10473,10 +9696,10 @@
           <w:sz w:val="28"/>
           <w:szCs w:val="28"/>
         </w:rPr>
-        <w:t>Стандартный набор ПО:</w:t>
+        <w:t xml:space="preserve">Стандартный набор ПО:</w:t>
       </w:r>
     </w:p>
-    <w:tbl>
+    <w:tbl xmlns:w="http://schemas.openxmlformats.org/wordprocessingml/2006/main" xmlns:w14="http://schemas.microsoft.com/office/word/2010/wordml">
       <w:tblPr>
         <w:tblW w:w="9351" w:type="dxa"/>
         <w:tblBorders>
@@ -10514,7 +9737,7 @@
                 <w:b/>
                 <w:sz w:val="24"/>
               </w:rPr>
-              <w:t>Название ПО</w:t>
+              <w:t xml:space="preserve">Название ПО</w:t>
             </w:r>
           </w:p>
         </w:tc>
@@ -10534,7 +9757,7 @@
                 <w:b/>
                 <w:sz w:val="24"/>
               </w:rPr>
-              <w:t>Основание</w:t>
+              <w:t xml:space="preserve">Основание</w:t>
             </w:r>
           </w:p>
         </w:tc>
@@ -10558,9 +9781,9 @@
                 <w:rFonts w:ascii="Times New Roman" w:hAnsi="Times New Roman" w:cs="Times New Roman"/>
                 <w:sz w:val="24"/>
               </w:rPr>
-              <w:t>Операционная система</w:t>
+              <w:t xml:space="preserve">Операционная система </w:t>
               <w:br/>
-              <w:t>Debian GNU/Linux</w:t>
+              <w:t xml:space="preserve">РЕД ОС 8.0 «Рабочая станция»</w:t>
             </w:r>
           </w:p>
         </w:tc>
@@ -10583,7 +9806,7 @@
                 <w:rFonts w:ascii="Times New Roman" w:hAnsi="Times New Roman" w:cs="Times New Roman"/>
                 <w:sz w:val="24"/>
               </w:rPr>
-              <w:t>Свободно распространяемое ПО</w:t>
+              <w:t xml:space="preserve">Соглашение №93/03-22У от 11.03.2022</w:t>
             </w:r>
           </w:p>
         </w:tc>
@@ -10607,59 +9830,7 @@
                 <w:rFonts w:ascii="Times New Roman" w:hAnsi="Times New Roman" w:cs="Times New Roman"/>
                 <w:sz w:val="24"/>
               </w:rPr>
-              <w:t xml:space="preserve">Архиватор </w:t>
-            </w:r>
-            <w:r>
-              <w:rPr>
-                <w:rFonts w:ascii="Times New Roman" w:hAnsi="Times New Roman" w:cs="Times New Roman"/>
-                <w:sz w:val="24"/>
-              </w:rPr>
-              <w:br/>
-            </w:r>
-            <w:r>
-              <w:rPr>
-                <w:rFonts w:ascii="Times New Roman" w:hAnsi="Times New Roman" w:cs="Times New Roman"/>
-                <w:sz w:val="24"/>
-                <w:lang w:val="en-US"/>
-              </w:rPr>
-              <w:t>Engrampa</w:t>
-            </w:r>
-            <w:r>
-              <w:rPr>
-                <w:rFonts w:ascii="Times New Roman" w:hAnsi="Times New Roman" w:cs="Times New Roman"/>
-                <w:sz w:val="24"/>
-              </w:rPr>
-              <w:t xml:space="preserve"> – </w:t>
-            </w:r>
-            <w:r>
-              <w:rPr>
-                <w:rFonts w:ascii="Times New Roman" w:hAnsi="Times New Roman" w:cs="Times New Roman"/>
-                <w:sz w:val="24"/>
-                <w:lang w:val="en-US"/>
-              </w:rPr>
-              <w:t>Archive</w:t>
-            </w:r>
-            <w:r>
-              <w:rPr>
-                <w:rFonts w:ascii="Times New Roman" w:hAnsi="Times New Roman" w:cs="Times New Roman"/>
-                <w:sz w:val="24"/>
-              </w:rPr>
-              <w:t xml:space="preserve"> </w:t>
-            </w:r>
-            <w:r>
-              <w:rPr>
-                <w:rFonts w:ascii="Times New Roman" w:hAnsi="Times New Roman" w:cs="Times New Roman"/>
-                <w:sz w:val="24"/>
-                <w:lang w:val="en-US"/>
-              </w:rPr>
-              <w:t>Manager</w:t>
-            </w:r>
-            <w:r>
-              <w:rPr>
-                <w:rFonts w:ascii="Times New Roman" w:hAnsi="Times New Roman" w:cs="Times New Roman"/>
-                <w:sz w:val="24"/>
-              </w:rPr>
-              <w:t xml:space="preserve"> </w:t>
+              <w:t xml:space="preserve">Офисный пакет Р7-Офис</w:t>
             </w:r>
           </w:p>
         </w:tc>
@@ -10673,6 +9844,7 @@
               <w:keepNext/>
               <w:rPr>
                 <w:rFonts w:ascii="Times New Roman" w:hAnsi="Times New Roman" w:cs="Times New Roman"/>
+                <w:b/>
                 <w:sz w:val="24"/>
               </w:rPr>
             </w:pPr>
@@ -10681,7 +9853,7 @@
                 <w:rFonts w:ascii="Times New Roman" w:hAnsi="Times New Roman" w:cs="Times New Roman"/>
                 <w:sz w:val="24"/>
               </w:rPr>
-              <w:t>Свободно распространяемое ПО</w:t>
+              <w:t xml:space="preserve">Соглашение б/н от 19.01.2026</w:t>
             </w:r>
           </w:p>
         </w:tc>
@@ -10698,7 +9870,6 @@
               <w:rPr>
                 <w:rFonts w:ascii="Times New Roman" w:hAnsi="Times New Roman" w:cs="Times New Roman"/>
                 <w:sz w:val="24"/>
-                <w:lang w:val="en-US"/>
               </w:rPr>
             </w:pPr>
             <w:r>
@@ -10706,66 +9877,7 @@
                 <w:rFonts w:ascii="Times New Roman" w:hAnsi="Times New Roman" w:cs="Times New Roman"/>
                 <w:sz w:val="24"/>
               </w:rPr>
-              <w:t>Файловые</w:t>
-            </w:r>
-            <w:r>
-              <w:rPr>
-                <w:rFonts w:ascii="Times New Roman" w:hAnsi="Times New Roman" w:cs="Times New Roman"/>
-                <w:sz w:val="24"/>
-                <w:lang w:val="en-US"/>
-              </w:rPr>
-              <w:t xml:space="preserve"> </w:t>
-            </w:r>
-            <w:r>
-              <w:rPr>
-                <w:rFonts w:ascii="Times New Roman" w:hAnsi="Times New Roman" w:cs="Times New Roman"/>
-                <w:sz w:val="24"/>
-              </w:rPr>
-              <w:t>менеджеры</w:t>
-            </w:r>
-            <w:r>
-              <w:rPr>
-                <w:rFonts w:ascii="Times New Roman" w:hAnsi="Times New Roman" w:cs="Times New Roman"/>
-                <w:sz w:val="24"/>
-                <w:lang w:val="en-US"/>
-              </w:rPr>
-              <w:t>:</w:t>
-            </w:r>
-          </w:p>
-          <w:p>
-            <w:pPr>
-              <w:keepNext/>
-              <w:rPr>
-                <w:rFonts w:ascii="Times New Roman" w:hAnsi="Times New Roman" w:cs="Times New Roman"/>
-                <w:sz w:val="24"/>
-                <w:lang w:val="en-US"/>
-              </w:rPr>
-            </w:pPr>
-            <w:r>
-              <w:rPr>
-                <w:rFonts w:ascii="Times New Roman" w:hAnsi="Times New Roman" w:cs="Times New Roman"/>
-                <w:sz w:val="24"/>
-                <w:lang w:val="en-US"/>
-              </w:rPr>
-              <w:t>Midnight Commander</w:t>
-            </w:r>
-          </w:p>
-          <w:p>
-            <w:pPr>
-              <w:keepNext/>
-              <w:rPr>
-                <w:rFonts w:ascii="Times New Roman" w:hAnsi="Times New Roman" w:cs="Times New Roman"/>
-                <w:sz w:val="24"/>
-                <w:lang w:val="en-US"/>
-              </w:rPr>
-            </w:pPr>
-            <w:r>
-              <w:rPr>
-                <w:rFonts w:ascii="Times New Roman" w:hAnsi="Times New Roman" w:cs="Times New Roman"/>
-                <w:sz w:val="24"/>
-                <w:lang w:val="en-US"/>
-              </w:rPr>
-              <w:t>Double Commander</w:t>
+              <w:t xml:space="preserve">Офисный пакет Libre Office </w:t>
             </w:r>
           </w:p>
         </w:tc>
@@ -10779,6 +9891,7 @@
               <w:keepNext/>
               <w:rPr>
                 <w:rFonts w:ascii="Times New Roman" w:hAnsi="Times New Roman" w:cs="Times New Roman"/>
+                <w:b/>
                 <w:sz w:val="24"/>
               </w:rPr>
             </w:pPr>
@@ -10787,7 +9900,7 @@
                 <w:rFonts w:ascii="Times New Roman" w:hAnsi="Times New Roman" w:cs="Times New Roman"/>
                 <w:sz w:val="24"/>
               </w:rPr>
-              <w:t>Свободно распространяемое ПО</w:t>
+              <w:t xml:space="preserve">Свободно распространяемое ПО</w:t>
             </w:r>
           </w:p>
         </w:tc>
@@ -10811,39 +9924,9 @@
                 <w:rFonts w:ascii="Times New Roman" w:hAnsi="Times New Roman" w:cs="Times New Roman"/>
                 <w:sz w:val="24"/>
               </w:rPr>
-              <w:t>Интернет-браузеры:</w:t>
-            </w:r>
-            <w:r>
-              <w:rPr>
-                <w:rFonts w:ascii="Times New Roman" w:hAnsi="Times New Roman" w:cs="Times New Roman"/>
-                <w:sz w:val="24"/>
-              </w:rPr>
+              <w:t xml:space="preserve">Архиватор: </w:t>
               <w:br/>
-            </w:r>
-            <w:r>
-              <w:rPr>
-                <w:rFonts w:ascii="Times New Roman" w:hAnsi="Times New Roman" w:cs="Times New Roman"/>
-                <w:sz w:val="24"/>
-                <w:lang w:val="en-US"/>
-              </w:rPr>
-              <w:t>Chromium</w:t>
-            </w:r>
-          </w:p>
-          <w:p>
-            <w:pPr>
-              <w:keepNext/>
-              <w:rPr>
-                <w:rFonts w:ascii="Times New Roman" w:hAnsi="Times New Roman" w:cs="Times New Roman"/>
-                <w:sz w:val="24"/>
-              </w:rPr>
-            </w:pPr>
-            <w:r>
-              <w:rPr>
-                <w:rFonts w:ascii="Times New Roman" w:hAnsi="Times New Roman" w:cs="Times New Roman"/>
-                <w:sz w:val="24"/>
-                <w:lang w:val="en-US"/>
-              </w:rPr>
-              <w:t>Firefox</w:t>
+              <w:t xml:space="preserve">Engrampa – Archive Manager </w:t>
             </w:r>
           </w:p>
         </w:tc>
@@ -10857,6 +9940,7 @@
               <w:keepNext/>
               <w:rPr>
                 <w:rFonts w:ascii="Times New Roman" w:hAnsi="Times New Roman" w:cs="Times New Roman"/>
+                <w:b/>
                 <w:sz w:val="24"/>
               </w:rPr>
             </w:pPr>
@@ -10865,15 +9949,12 @@
                 <w:rFonts w:ascii="Times New Roman" w:hAnsi="Times New Roman" w:cs="Times New Roman"/>
                 <w:sz w:val="24"/>
               </w:rPr>
-              <w:t>Свободно распространяемое ПО</w:t>
+              <w:t xml:space="preserve">Свободно распространяемое ПО</w:t>
             </w:r>
           </w:p>
         </w:tc>
       </w:tr>
       <w:tr>
-        <w:trPr>
-          <w:trHeight w:val="599"/>
-        </w:trPr>
         <w:tc>
           <w:tcPr>
             <w:tcW w:w="4957" w:type="dxa"/>
@@ -10892,15 +9973,9 @@
                 <w:rFonts w:ascii="Times New Roman" w:hAnsi="Times New Roman" w:cs="Times New Roman"/>
                 <w:sz w:val="24"/>
               </w:rPr>
-              <w:t xml:space="preserve">Программа для просмотра и редактирования графических файлов </w:t>
-            </w:r>
-            <w:r>
-              <w:rPr>
-                <w:rFonts w:ascii="Times New Roman" w:hAnsi="Times New Roman" w:cs="Times New Roman"/>
-                <w:sz w:val="24"/>
-                <w:lang w:val="en-US"/>
-              </w:rPr>
-              <w:t>Pix</w:t>
+              <w:t xml:space="preserve">Файловые менеджеры:</w:t>
+              <w:br/>
+              <w:t xml:space="preserve">Midnight Commander, Double Commander</w:t>
             </w:r>
           </w:p>
         </w:tc>
@@ -10914,6 +9989,7 @@
               <w:keepNext/>
               <w:rPr>
                 <w:rFonts w:ascii="Times New Roman" w:hAnsi="Times New Roman" w:cs="Times New Roman"/>
+                <w:b/>
                 <w:sz w:val="24"/>
               </w:rPr>
             </w:pPr>
@@ -10922,15 +9998,12 @@
                 <w:rFonts w:ascii="Times New Roman" w:hAnsi="Times New Roman" w:cs="Times New Roman"/>
                 <w:sz w:val="24"/>
               </w:rPr>
-              <w:t>Свободно распространяемое ПО</w:t>
+              <w:t xml:space="preserve">Свободно распространяемое ПО</w:t>
             </w:r>
           </w:p>
         </w:tc>
       </w:tr>
       <w:tr>
-        <w:trPr>
-          <w:trHeight w:val="581"/>
-        </w:trPr>
         <w:tc>
           <w:tcPr>
             <w:tcW w:w="4957" w:type="dxa"/>
@@ -10949,52 +10022,9 @@
                 <w:rFonts w:ascii="Times New Roman" w:hAnsi="Times New Roman" w:cs="Times New Roman"/>
                 <w:sz w:val="24"/>
               </w:rPr>
-              <w:t xml:space="preserve">Программа для просмотра и редактирования </w:t>
-            </w:r>
-            <w:r>
-              <w:rPr>
-                <w:rFonts w:ascii="Times New Roman" w:hAnsi="Times New Roman" w:cs="Times New Roman"/>
-                <w:sz w:val="24"/>
-              </w:rPr>
+              <w:t xml:space="preserve">Интернет-браузеры:</w:t>
               <w:br/>
-            </w:r>
-            <w:r>
-              <w:rPr>
-                <w:rFonts w:ascii="Times New Roman" w:hAnsi="Times New Roman" w:cs="Times New Roman"/>
-                <w:sz w:val="24"/>
-                <w:lang w:val="en-US"/>
-              </w:rPr>
-              <w:t>Atril</w:t>
-            </w:r>
-            <w:r>
-              <w:rPr>
-                <w:rFonts w:ascii="Times New Roman" w:hAnsi="Times New Roman" w:cs="Times New Roman"/>
-                <w:sz w:val="24"/>
-              </w:rPr>
-              <w:t xml:space="preserve"> – </w:t>
-            </w:r>
-            <w:r>
-              <w:rPr>
-                <w:rFonts w:ascii="Times New Roman" w:hAnsi="Times New Roman" w:cs="Times New Roman"/>
-                <w:sz w:val="24"/>
-                <w:lang w:val="en-US"/>
-              </w:rPr>
-              <w:t>Document</w:t>
-            </w:r>
-            <w:r>
-              <w:rPr>
-                <w:rFonts w:ascii="Times New Roman" w:hAnsi="Times New Roman" w:cs="Times New Roman"/>
-                <w:sz w:val="24"/>
-              </w:rPr>
-              <w:t xml:space="preserve"> </w:t>
-            </w:r>
-            <w:r>
-              <w:rPr>
-                <w:rFonts w:ascii="Times New Roman" w:hAnsi="Times New Roman" w:cs="Times New Roman"/>
-                <w:sz w:val="24"/>
-                <w:lang w:val="en-US"/>
-              </w:rPr>
-              <w:t>Viewer</w:t>
+              <w:t xml:space="preserve">Chromium, Firefox</w:t>
             </w:r>
           </w:p>
         </w:tc>
@@ -11008,6 +10038,7 @@
               <w:keepNext/>
               <w:rPr>
                 <w:rFonts w:ascii="Times New Roman" w:hAnsi="Times New Roman" w:cs="Times New Roman"/>
+                <w:b/>
                 <w:sz w:val="24"/>
               </w:rPr>
             </w:pPr>
@@ -11016,15 +10047,12 @@
                 <w:rFonts w:ascii="Times New Roman" w:hAnsi="Times New Roman" w:cs="Times New Roman"/>
                 <w:sz w:val="24"/>
               </w:rPr>
-              <w:t>Свободно распространяемое ПО</w:t>
+              <w:t xml:space="preserve">Свободно распространяемое ПО</w:t>
             </w:r>
           </w:p>
         </w:tc>
       </w:tr>
       <w:tr>
-        <w:trPr>
-          <w:trHeight w:val="357"/>
-        </w:trPr>
         <w:tc>
           <w:tcPr>
             <w:tcW w:w="4957" w:type="dxa"/>
@@ -11036,7 +10064,6 @@
               <w:rPr>
                 <w:rFonts w:ascii="Times New Roman" w:hAnsi="Times New Roman" w:cs="Times New Roman"/>
                 <w:sz w:val="24"/>
-                <w:lang w:val="en-US"/>
               </w:rPr>
             </w:pPr>
             <w:r>
@@ -11044,30 +10071,7 @@
                 <w:rFonts w:ascii="Times New Roman" w:hAnsi="Times New Roman" w:cs="Times New Roman"/>
                 <w:sz w:val="24"/>
               </w:rPr>
-              <w:t>Медиа</w:t>
-            </w:r>
-            <w:r>
-              <w:rPr>
-                <w:rFonts w:ascii="Times New Roman" w:hAnsi="Times New Roman" w:cs="Times New Roman"/>
-                <w:sz w:val="24"/>
-                <w:lang w:val="en-US"/>
-              </w:rPr>
-              <w:t>-</w:t>
-            </w:r>
-            <w:r>
-              <w:rPr>
-                <w:rFonts w:ascii="Times New Roman" w:hAnsi="Times New Roman" w:cs="Times New Roman"/>
-                <w:sz w:val="24"/>
-              </w:rPr>
-              <w:t>плеер</w:t>
-            </w:r>
-            <w:r>
-              <w:rPr>
-                <w:rFonts w:ascii="Times New Roman" w:hAnsi="Times New Roman" w:cs="Times New Roman"/>
-                <w:sz w:val="24"/>
-                <w:lang w:val="en-US"/>
-              </w:rPr>
-              <w:t xml:space="preserve"> VLC media player </w:t>
+              <w:t xml:space="preserve">Программа для просмотра и редактирования графических файлов Pix</w:t>
             </w:r>
           </w:p>
         </w:tc>
@@ -11081,6 +10085,7 @@
               <w:keepNext/>
               <w:rPr>
                 <w:rFonts w:ascii="Times New Roman" w:hAnsi="Times New Roman" w:cs="Times New Roman"/>
+                <w:b/>
                 <w:sz w:val="24"/>
               </w:rPr>
             </w:pPr>
@@ -11089,15 +10094,12 @@
                 <w:rFonts w:ascii="Times New Roman" w:hAnsi="Times New Roman" w:cs="Times New Roman"/>
                 <w:sz w:val="24"/>
               </w:rPr>
-              <w:t>Свободно распространяемое ПО</w:t>
+              <w:t xml:space="preserve">Свободно распространяемое ПО</w:t>
             </w:r>
           </w:p>
         </w:tc>
       </w:tr>
       <w:tr>
-        <w:trPr>
-          <w:trHeight w:val="357"/>
-        </w:trPr>
         <w:tc>
           <w:tcPr>
             <w:tcW w:w="4957" w:type="dxa"/>
@@ -11116,7 +10118,9 @@
                 <w:rFonts w:ascii="Times New Roman" w:hAnsi="Times New Roman" w:cs="Times New Roman"/>
                 <w:sz w:val="24"/>
               </w:rPr>
-              <w:t xml:space="preserve">Офисный пакет Libre Office </w:t>
+              <w:t xml:space="preserve">Программа для просмотра и редактирования </w:t>
+              <w:br/>
+              <w:t xml:space="preserve">Atril – Document Viewer</w:t>
             </w:r>
           </w:p>
         </w:tc>
@@ -11139,15 +10143,12 @@
                 <w:rFonts w:ascii="Times New Roman" w:hAnsi="Times New Roman" w:cs="Times New Roman"/>
                 <w:sz w:val="24"/>
               </w:rPr>
-              <w:t>Свободно распространяемое ПО</w:t>
+              <w:t xml:space="preserve">Свободно распространяемое ПО</w:t>
             </w:r>
           </w:p>
         </w:tc>
       </w:tr>
       <w:tr>
-        <w:trPr>
-          <w:trHeight w:val="402"/>
-        </w:trPr>
         <w:tc>
           <w:tcPr>
             <w:tcW w:w="4957" w:type="dxa"/>
@@ -11166,7 +10167,7 @@
                 <w:rFonts w:ascii="Times New Roman" w:hAnsi="Times New Roman" w:cs="Times New Roman"/>
                 <w:sz w:val="24"/>
               </w:rPr>
-              <w:t>Система электронного обучения Moodle⃰</w:t>
+              <w:t xml:space="preserve">Медиа-плеер VLC media player </w:t>
             </w:r>
           </w:p>
         </w:tc>
@@ -11180,6 +10181,7 @@
               <w:keepNext/>
               <w:rPr>
                 <w:rFonts w:ascii="Times New Roman" w:hAnsi="Times New Roman" w:cs="Times New Roman"/>
+                <w:b/>
                 <w:sz w:val="24"/>
               </w:rPr>
             </w:pPr>
@@ -11188,64 +10190,167 @@
                 <w:rFonts w:ascii="Times New Roman" w:hAnsi="Times New Roman" w:cs="Times New Roman"/>
                 <w:sz w:val="24"/>
               </w:rPr>
-              <w:t>Свободно распространяемое ПО</w:t>
+              <w:t xml:space="preserve">Свободно распространяемое ПО</w:t>
             </w:r>
           </w:p>
         </w:tc>
       </w:tr>
     </w:tbl>
-    <w:p>
+    <w:p xmlns:w="http://schemas.openxmlformats.org/wordprocessingml/2006/main" xmlns:w14="http://schemas.microsoft.com/office/word/2010/wordml">
       <w:pPr>
         <w:keepNext/>
+        <w:keepLines/>
         <w:ind w:left="360"/>
+        <w:jc w:val="both"/>
         <w:rPr>
           <w:rFonts w:ascii="Times New Roman" w:hAnsi="Times New Roman" w:cs="Times New Roman"/>
-          <w:sz w:val="24"/>
+          <w:b/>
+          <w:sz w:val="28"/>
+          <w:szCs w:val="28"/>
         </w:rPr>
       </w:pPr>
       <w:r>
         <w:rPr>
           <w:rFonts w:ascii="Times New Roman" w:hAnsi="Times New Roman" w:cs="Times New Roman"/>
-          <w:i/>
-          <w:sz w:val="24"/>
-        </w:rPr>
-        <w:t xml:space="preserve">⃰ </w:t>
-      </w:r>
-      <w:r>
+          <w:b/>
+          <w:sz w:val="28"/>
+          <w:szCs w:val="28"/>
+        </w:rPr>
+        <w:t xml:space="preserve">Специализированный набор ПО:</w:t>
+      </w:r>
+    </w:p>
+    <w:tbl xmlns:w="http://schemas.openxmlformats.org/wordprocessingml/2006/main" xmlns:w14="http://schemas.microsoft.com/office/word/2010/wordml">
+      <w:tblPr>
+        <w:tblW w:w="9351" w:type="dxa"/>
+        <w:tblBorders>
+          <w:top w:val="single" w:sz="4" w:space="0" w:color="auto"/>
+          <w:left w:val="single" w:sz="4" w:space="0" w:color="auto"/>
+          <w:bottom w:val="single" w:sz="4" w:space="0" w:color="auto"/>
+          <w:right w:val="single" w:sz="4" w:space="0" w:color="auto"/>
+          <w:insideH w:val="single" w:sz="4" w:space="0" w:color="auto"/>
+          <w:insideV w:val="single" w:sz="4" w:space="0" w:color="auto"/>
+        </w:tblBorders>
+        <w:tblLayout w:type="fixed"/>
+        <w:tblLook w:val="04A0" w:firstRow="1" w:lastRow="0" w:firstColumn="1" w:lastColumn="0" w:noHBand="0" w:noVBand="1"/>
+      </w:tblPr>
+      <w:tblGrid>
+        <w:gridCol w:w="4957"/>
+        <w:gridCol w:w="4394"/>
+      </w:tblGrid>
+      <w:tr>
+        <w:trPr>
+          <w:tblHeader/>
+        </w:trPr>
+        <w:tc>
+          <w:tcPr>
+            <w:tcW w:type="dxa" w:w="4957"/>
+            <w:vAlign w:val="center"/>
+          </w:tcPr>
+          <w:p>
+            <w:pPr>
+              <w:spacing w:before="0" w:after="20" w:line="240" w:lineRule="auto"/>
+              <w:jc w:val="center"/>
+            </w:pPr>
+            <w:r>
+              <w:rPr>
+                <w:rFonts w:ascii="Times New Roman" w:hAnsi="Times New Roman"/>
+                <w:b/>
+                <w:sz w:val="24"/>
+              </w:rPr>
+              <w:t xml:space="preserve">Название ПО</w:t>
+            </w:r>
+          </w:p>
+        </w:tc>
+        <w:tc>
+          <w:tcPr>
+            <w:tcW w:type="dxa" w:w="4394"/>
+            <w:vAlign w:val="center"/>
+          </w:tcPr>
+          <w:p>
+            <w:pPr>
+              <w:spacing w:before="0" w:after="20" w:line="240" w:lineRule="auto"/>
+              <w:jc w:val="center"/>
+            </w:pPr>
+            <w:r>
+              <w:rPr>
+                <w:rFonts w:ascii="Times New Roman" w:hAnsi="Times New Roman"/>
+                <w:b/>
+                <w:sz w:val="24"/>
+              </w:rPr>
+              <w:t xml:space="preserve">Основание</w:t>
+            </w:r>
+          </w:p>
+        </w:tc>
+      </w:tr>
+      <w:tr>
+        <w:tc>
+          <w:tcPr>
+            <w:tcW w:w="4957" w:type="dxa"/>
+            <w:shd w:val="clear" w:color="auto" w:fill="auto"/>
+          </w:tcPr>
+          <w:p>
+            <w:pPr>
+              <w:keepNext/>
+              <w:rPr>
+                <w:rFonts w:ascii="Times New Roman" w:hAnsi="Times New Roman" w:cs="Times New Roman"/>
+                <w:sz w:val="24"/>
+              </w:rPr>
+            </w:pPr>
+            <w:r>
+              <w:rPr>
+                <w:rFonts w:ascii="Times New Roman" w:hAnsi="Times New Roman" w:cs="Times New Roman"/>
+                <w:sz w:val="24"/>
+              </w:rPr>
+              <w:t xml:space="preserve">Python</w:t>
+            </w:r>
+          </w:p>
+        </w:tc>
+        <w:tc>
+          <w:tcPr>
+            <w:tcW w:w="4394" w:type="dxa"/>
+            <w:shd w:val="clear" w:color="auto" w:fill="auto"/>
+          </w:tcPr>
+          <w:p>
+            <w:pPr>
+              <w:keepNext/>
+              <w:rPr>
+                <w:rFonts w:ascii="Times New Roman" w:hAnsi="Times New Roman" w:cs="Times New Roman"/>
+                <w:b/>
+                <w:sz w:val="24"/>
+              </w:rPr>
+            </w:pPr>
+            <w:r>
+              <w:rPr>
+                <w:rFonts w:ascii="Times New Roman" w:hAnsi="Times New Roman" w:cs="Times New Roman"/>
+                <w:sz w:val="24"/>
+              </w:rPr>
+              <w:t xml:space="preserve">Указано в перечне дополнительного ПО (категория «Языки программирования, библиотеки и среды разработки, робототехника»).</w:t>
+            </w:r>
+          </w:p>
+        </w:tc>
+      </w:tr>
+    </w:tbl>
+    <w:p xmlns:w="http://schemas.openxmlformats.org/wordprocessingml/2006/main" xmlns:w14="http://schemas.microsoft.com/office/word/2010/wordml">
+      <w:pPr>
+        <w:keepLines/>
+        <w:ind w:left="360"/>
+        <w:jc w:val="both"/>
         <w:rPr>
           <w:rFonts w:ascii="Times New Roman" w:hAnsi="Times New Roman" w:cs="Times New Roman"/>
-          <w:sz w:val="24"/>
-        </w:rPr>
-        <w:t>При реализации дисциплины с частичным применением дистанционных образовательных технологий</w:t>
-      </w:r>
-    </w:p>
-    <w:p>
-      <w:pPr>
-        <w:keepNext/>
-        <w:ind w:left="360"/>
+          <w:b/>
+          <w:sz w:val="28"/>
+          <w:szCs w:val="28"/>
+        </w:rPr>
+        <w:spacing w:before="0" w:after="0" w:line="20" w:lineRule="exact"/>
+      </w:pPr>
+      <w:r>
         <w:rPr>
           <w:rFonts w:ascii="Times New Roman" w:hAnsi="Times New Roman" w:cs="Times New Roman"/>
-          <w:sz w:val="24"/>
-        </w:rPr>
-      </w:pPr>
-    </w:p>
-    <w:p>
-      <w:pPr>
-        <w:ind w:left="360"/>
-        <w:rPr>
-          <w:bCs/>
-          <w:i/>
-          <w:sz w:val="28"/>
-          <w:szCs w:val="28"/>
-        </w:rPr>
-      </w:pPr>
-      <w:r>
-        <w:rPr>
-          <w:rFonts w:ascii="Times New Roman" w:hAnsi="Times New Roman" w:cs="Times New Roman"/>
-          <w:sz w:val="28"/>
-          <w:szCs w:val="28"/>
-        </w:rPr>
-        <w:t>Специализированное ПО: SymPy, Python, Matplotlib.</w:t>
+          <w:b/>
+          <w:sz w:val="28"/>
+          <w:szCs w:val="28"/>
+        </w:rPr>
+        <w:t xml:space="preserve"/>
       </w:r>
     </w:p>
     <w:sectPr>
